--- a/docs/EulerPilot-v2设计文档-v1.1.docx
+++ b/docs/EulerPilot-v2设计文档-v1.1.docx
@@ -2,7 +2,7 @@
 <file path=word/document.xml><?xml version="1.0" encoding="utf-8"?>
 <w:document xmlns:w="http://schemas.openxmlformats.org/wordprocessingml/2006/main" xmlns:m="http://schemas.openxmlformats.org/officeDocument/2006/math" xmlns:r="http://schemas.openxmlformats.org/officeDocument/2006/relationships" xmlns:o="urn:schemas-microsoft-com:office:office" xmlns:v="urn:schemas-microsoft-com:vml" xmlns:w10="urn:schemas-microsoft-com:office:word" xmlns:a="http://schemas.openxmlformats.org/drawingml/2006/main" xmlns:pic="http://schemas.openxmlformats.org/drawingml/2006/picture" xmlns:wp="http://schemas.openxmlformats.org/drawingml/2006/wordprocessingDrawing">
   <w:body>
-    <w:bookmarkStart w:id="32" w:name="eulerpilot-v2-设计文档"/>
+    <w:bookmarkStart w:id="56" w:name="eulerpilot-v2-设计文档"/>
     <w:p>
       <w:pPr>
         <w:pStyle w:val="Heading1"/>
@@ -295,7 +295,7 @@
               <w:pStyle w:val="Compact"/>
             </w:pPr>
             <w:r>
-              <w:t xml:space="preserve">2026-10-25</w:t>
+              <w:t xml:space="preserve">2026-10-26</w:t>
             </w:r>
           </w:p>
         </w:tc>
@@ -2379,7 +2379,7 @@
       </w:tr>
     </w:tbl>
     <w:bookmarkEnd w:id="11"/>
-    <w:bookmarkStart w:id="15" w:name="总体架构"/>
+    <w:bookmarkStart w:id="18" w:name="总体架构"/>
     <w:p>
       <w:pPr>
         <w:pStyle w:val="Heading2"/>
@@ -2394,7 +2394,7 @@
         <w:t xml:space="preserve">总体架构</w:t>
       </w:r>
     </w:p>
-    <w:bookmarkStart w:id="12" w:name="三层结构"/>
+    <w:bookmarkStart w:id="15" w:name="逻辑分层与进程边界"/>
     <w:p>
       <w:pPr>
         <w:pStyle w:val="Heading3"/>
@@ -2406,404 +2406,142 @@
         <w:rPr>
           <w:rFonts w:hint="eastAsia"/>
         </w:rPr>
-        <w:t xml:space="preserve">三层结构</w:t>
+        <w:t xml:space="preserve">逻辑分层与进程边界</w:t>
       </w:r>
     </w:p>
     <w:p>
       <w:pPr>
-        <w:pStyle w:val="SourceCode"/>
+        <w:pStyle w:val="FirstParagraph"/>
+        <w:keepNext/>
+        <w:spacing w:before="160" w:after="80"/>
+        <w:jc w:val="center"/>
       </w:pPr>
       <w:r>
+        <w:drawing>
+          <wp:inline>
+            <wp:extent cx="5334000" cy="5334000"/>
+            <wp:effectExtent b="0" l="0" r="0" t="0"/>
+            <wp:docPr descr="EulerPilot v2 总体架构" title="" id="13" name="Picture"/>
+            <a:graphic>
+              <a:graphicData uri="http://schemas.openxmlformats.org/drawingml/2006/picture">
+                <pic:pic>
+                  <pic:nvPicPr>
+                    <pic:cNvPr descr="D:/code/Ubuntu/EulerPilot-v2/build/diagram-qa/png/system-architecture.png" id="14" name="Picture"/>
+                    <pic:cNvPicPr>
+                      <a:picLocks noChangeArrowheads="1" noChangeAspect="1"/>
+                    </pic:cNvPicPr>
+                  </pic:nvPicPr>
+                  <pic:blipFill>
+                    <a:blip r:embed="rId12">
+                      <a:extLst>
+                        <a:ext uri="{96DAC541-7B7A-43D3-8B79-37D633B846F1}">
+                          <asvg:svgBlip xmlns:asvg="http://schemas.microsoft.com/office/drawing/2016/SVG/main" r:embed="rIdSvg7"/>
+                        </a:ext>
+                      </a:extLst>
+                    </a:blip>
+                    <a:stretch>
+                      <a:fillRect/>
+                    </a:stretch>
+                  </pic:blipFill>
+                  <pic:spPr bwMode="auto">
+                    <a:xfrm>
+                      <a:off x="0" y="0"/>
+                      <a:ext cx="5334000" cy="5334000"/>
+                    </a:xfrm>
+                    <a:prstGeom prst="rect">
+                      <a:avLst/>
+                    </a:prstGeom>
+                    <a:noFill/>
+                    <a:ln w="9525">
+                      <a:noFill/>
+                      <a:headEnd/>
+                      <a:tailEnd/>
+                    </a:ln>
+                  </pic:spPr>
+                </pic:pic>
+              </a:graphicData>
+            </a:graphic>
+          </wp:inline>
+        </w:drawing>
+      </w:r>
+    </w:p>
+    <w:p>
+      <w:pPr>
+        <w:pStyle w:val="BodyText"/>
+        <w:keepNext w:val="0"/>
+        <w:spacing w:after="200"/>
+        <w:jc w:val="center"/>
+      </w:pPr>
+      <w:r>
+        <w:rPr>
+          <w:rFonts w:hint="eastAsia"/>
+          <w:i/>
+          <w:iCs/>
+          <w:color w:val="595959"/>
+          <w:sz w:val="18"/>
+        </w:rPr>
+        <w:t xml:space="preserve">图</w:t>
+      </w:r>
+      <w:r>
+        <w:rPr>
+          <w:i/>
+          <w:iCs/>
+          <w:color w:val="595959"/>
+          <w:sz w:val="18"/>
+        </w:rPr>
+        <w:t xml:space="preserve"> 1　EulerPilot v2 </w:t>
+      </w:r>
+      <w:r>
+        <w:rPr>
+          <w:rFonts w:hint="eastAsia"/>
+          <w:i/>
+          <w:iCs/>
+          <w:color w:val="595959"/>
+          <w:sz w:val="18"/>
+        </w:rPr>
+        <w:t xml:space="preserve">总体架构</w:t>
+      </w:r>
+    </w:p>
+    <w:p>
+      <w:pPr>
+        <w:pStyle w:val="BodyText"/>
+      </w:pPr>
+      <w:r>
+        <w:rPr>
+          <w:rFonts w:hint="eastAsia"/>
+        </w:rPr>
+        <w:t xml:space="preserve">图中虚线表示观测或持久化关系；特征窗、路由、门控、所有权和事务组件均在</w:t>
+      </w:r>
+      <w:r>
+        <w:t xml:space="preserve"> </w:t>
+      </w:r>
+      <w:r>
         <w:rPr>
           <w:rStyle w:val="VerbatimChar"/>
         </w:rPr>
-        <w:t xml:space="preserve">┌─ </w:t>
-      </w:r>
-      <w:r>
-        <w:rPr>
-          <w:rStyle w:val="VerbatimChar"/>
-          <w:rFonts w:hint="eastAsia"/>
-        </w:rPr>
-        <w:t xml:space="preserve">决策层(默认</w:t>
-      </w:r>
-      <w:r>
-        <w:rPr>
-          <w:rStyle w:val="VerbatimChar"/>
-        </w:rPr>
+        <w:t xml:space="preserve">ep-executord</w:t>
+      </w:r>
+      <w:r>
         <w:t xml:space="preserve"> </w:t>
       </w:r>
       <w:r>
         <w:rPr>
-          <w:rStyle w:val="VerbatimChar"/>
-          <w:rFonts w:hint="eastAsia"/>
-        </w:rPr>
-        <w:t xml:space="preserve">advisory,不持特权)──────────────────────────┐</w:t>
-      </w:r>
-      <w:r>
-        <w:br/>
-      </w:r>
-      <w:r>
-        <w:rPr>
-          <w:rStyle w:val="VerbatimChar"/>
-        </w:rPr>
-        <w:t xml:space="preserve">│ features.cpp → router.cpp → slo.cpp → autopilot.cpp          │</w:t>
-      </w:r>
-      <w:r>
-        <w:br/>
-      </w:r>
-      <w:r>
-        <w:rPr>
-          <w:rStyle w:val="VerbatimChar"/>
-        </w:rPr>
-        <w:t xml:space="preserve">│ </w:t>
-      </w:r>
-      <w:r>
-        <w:rPr>
-          <w:rStyle w:val="VerbatimChar"/>
-          <w:rFonts w:hint="eastAsia"/>
-        </w:rPr>
-        <w:t xml:space="preserve">event_guard.cpp(事件半区)</w:t>
-      </w:r>
-      <w:r>
-        <w:rPr>
-          <w:rStyle w:val="VerbatimChar"/>
-        </w:rPr>
-        <w:t xml:space="preserve"> service.observe / event.observe   │</w:t>
-      </w:r>
-      <w:r>
-        <w:br/>
-      </w:r>
-      <w:r>
-        <w:rPr>
-          <w:rStyle w:val="VerbatimChar"/>
-        </w:rPr>
-        <w:t xml:space="preserve">│ </w:t>
-      </w:r>
-      <w:r>
-        <w:rPr>
-          <w:rStyle w:val="VerbatimChar"/>
-          <w:rFonts w:hint="eastAsia"/>
-        </w:rPr>
-        <w:t xml:space="preserve">观测摄取只能收紧门控,不推进世代号</w:t>
-      </w:r>
-      <w:r>
-        <w:rPr>
-          <w:rStyle w:val="VerbatimChar"/>
-        </w:rPr>
-        <w:t xml:space="preserve">                             │</w:t>
-      </w:r>
-      <w:r>
-        <w:br/>
-      </w:r>
-      <w:r>
-        <w:rPr>
-          <w:rStyle w:val="VerbatimChar"/>
-        </w:rPr>
-        <w:t xml:space="preserve">└───────────────┬──────────────────────────────────┘</w:t>
-      </w:r>
-      <w:r>
-        <w:br/>
-      </w:r>
-      <w:r>
-        <w:rPr>
-          <w:rStyle w:val="VerbatimChar"/>
-        </w:rPr>
-        <w:t xml:space="preserve">                │ </w:t>
-      </w:r>
-      <w:r>
-        <w:rPr>
-          <w:rStyle w:val="VerbatimChar"/>
-          <w:rFonts w:hint="eastAsia"/>
-        </w:rPr>
-        <w:t xml:space="preserve">声明式策略(JSON</w:t>
-      </w:r>
-      <w:r>
-        <w:rPr>
-          <w:rStyle w:val="VerbatimChar"/>
-        </w:rPr>
-        <w:t xml:space="preserve"> Schema + </w:t>
-      </w:r>
-      <w:r>
-        <w:rPr>
-          <w:rStyle w:val="VerbatimChar"/>
-          <w:rFonts w:hint="eastAsia"/>
-        </w:rPr>
-        <w:t xml:space="preserve">语义校验)</w:t>
-      </w:r>
-      <w:r>
-        <w:br/>
-      </w:r>
-      <w:r>
-        <w:rPr>
-          <w:rStyle w:val="VerbatimChar"/>
-        </w:rPr>
-        <w:t xml:space="preserve">┌───────────────▼──────────────────────────────────┐</w:t>
-      </w:r>
-      <w:r>
-        <w:br/>
-      </w:r>
-      <w:r>
-        <w:rPr>
-          <w:rStyle w:val="VerbatimChar"/>
-        </w:rPr>
-        <w:t xml:space="preserve">│ </w:t>
-      </w:r>
-      <w:r>
-        <w:rPr>
-          <w:rStyle w:val="VerbatimChar"/>
-          <w:rFonts w:hint="eastAsia"/>
-        </w:rPr>
-        <w:t xml:space="preserve">执行层</w:t>
-      </w:r>
-      <w:r>
-        <w:rPr>
-          <w:rStyle w:val="VerbatimChar"/>
-        </w:rPr>
-        <w:t xml:space="preserve"> </w:t>
-      </w:r>
-      <w:r>
-        <w:rPr>
-          <w:rStyle w:val="VerbatimChar"/>
-          <w:rFonts w:hint="eastAsia"/>
-        </w:rPr>
-        <w:t xml:space="preserve">ep-executord(唯一特权写者)</w:t>
-      </w:r>
-      <w:r>
-        <w:rPr>
-          <w:rStyle w:val="VerbatimChar"/>
-        </w:rPr>
-        <w:t xml:space="preserve">                      │</w:t>
-      </w:r>
-      <w:r>
-        <w:br/>
-      </w:r>
-      <w:r>
-        <w:rPr>
-          <w:rStyle w:val="VerbatimChar"/>
-        </w:rPr>
-        <w:t xml:space="preserve">│ Ownership(flock/lease/fence/generation) · Journal(WAL)    │</w:t>
-      </w:r>
-      <w:r>
-        <w:br/>
-      </w:r>
-      <w:r>
-        <w:rPr>
-          <w:rStyle w:val="VerbatimChar"/>
-        </w:rPr>
-        <w:t xml:space="preserve">│ </w:t>
-      </w:r>
-      <w:r>
-        <w:rPr>
-          <w:rStyle w:val="VerbatimChar"/>
-          <w:rFonts w:hint="eastAsia"/>
-        </w:rPr>
-        <w:t xml:space="preserve">事务状态机</w:t>
-      </w:r>
-      <w:r>
-        <w:rPr>
-          <w:rStyle w:val="VerbatimChar"/>
-        </w:rPr>
-        <w:t xml:space="preserve"> · </w:t>
-      </w:r>
-      <w:r>
-        <w:rPr>
-          <w:rStyle w:val="VerbatimChar"/>
-          <w:rFonts w:hint="eastAsia"/>
-        </w:rPr>
-        <w:t xml:space="preserve">幂等</w:t>
-      </w:r>
-      <w:r>
-        <w:rPr>
-          <w:rStyle w:val="VerbatimChar"/>
-        </w:rPr>
-        <w:t xml:space="preserve"> · </w:t>
-      </w:r>
-      <w:r>
-        <w:rPr>
-          <w:rStyle w:val="VerbatimChar"/>
-          <w:rFonts w:hint="eastAsia"/>
-        </w:rPr>
-        <w:t xml:space="preserve">监控线程</w:t>
-      </w:r>
-      <w:r>
-        <w:rPr>
-          <w:rStyle w:val="VerbatimChar"/>
-        </w:rPr>
-        <w:t xml:space="preserve"> · </w:t>
-      </w:r>
-      <w:r>
-        <w:rPr>
-          <w:rStyle w:val="VerbatimChar"/>
-          <w:rFonts w:hint="eastAsia"/>
-        </w:rPr>
-        <w:t xml:space="preserve">崩溃</w:t>
-      </w:r>
-      <w:r>
-        <w:rPr>
-          <w:rStyle w:val="VerbatimChar"/>
-        </w:rPr>
-        <w:t xml:space="preserve"> reconcile · shutdown  │</w:t>
-      </w:r>
-      <w:r>
-        <w:br/>
-      </w:r>
-      <w:r>
-        <w:rPr>
-          <w:rStyle w:val="VerbatimChar"/>
-        </w:rPr>
-        <w:t xml:space="preserve">└───────┬──────────────────────────────┬───────────┘</w:t>
-      </w:r>
-      <w:r>
-        <w:br/>
-      </w:r>
-      <w:r>
-        <w:rPr>
-          <w:rStyle w:val="VerbatimChar"/>
-        </w:rPr>
-        <w:t xml:space="preserve">   Skill </w:t>
-      </w:r>
-      <w:r>
-        <w:rPr>
-          <w:rStyle w:val="VerbatimChar"/>
-          <w:rFonts w:hint="eastAsia"/>
-        </w:rPr>
-        <w:t xml:space="preserve">接口(plan/snapshot/apply/verify/rollback/reconcile)</w:t>
-      </w:r>
-      <w:r>
-        <w:br/>
-      </w:r>
-      <w:r>
-        <w:rPr>
-          <w:rStyle w:val="VerbatimChar"/>
-        </w:rPr>
-        <w:t xml:space="preserve">┌───────▼───────────┐        ┌─────────▼─────────────┐</w:t>
-      </w:r>
-      <w:r>
-        <w:br/>
-      </w:r>
-      <w:r>
-        <w:rPr>
-          <w:rStyle w:val="VerbatimChar"/>
-        </w:rPr>
-        <w:t xml:space="preserve">│ sched </w:t>
-      </w:r>
-      <w:r>
-        <w:rPr>
-          <w:rStyle w:val="VerbatimChar"/>
-          <w:rFonts w:hint="eastAsia"/>
-        </w:rPr>
-        <w:t xml:space="preserve">效果域</w:t>
-      </w:r>
-      <w:r>
-        <w:rPr>
-          <w:rStyle w:val="VerbatimChar"/>
-        </w:rPr>
-        <w:t xml:space="preserve">       │        │ cgroup </w:t>
-      </w:r>
-      <w:r>
-        <w:rPr>
-          <w:rStyle w:val="VerbatimChar"/>
-          <w:rFonts w:hint="eastAsia"/>
-        </w:rPr>
-        <w:t xml:space="preserve">效果域</w:t>
-      </w:r>
-      <w:r>
-        <w:rPr>
-          <w:rStyle w:val="VerbatimChar"/>
-        </w:rPr>
-        <w:t xml:space="preserve">          │</w:t>
-      </w:r>
-      <w:r>
-        <w:br/>
-      </w:r>
-      <w:r>
-        <w:rPr>
-          <w:rStyle w:val="VerbatimChar"/>
-        </w:rPr>
-        <w:t xml:space="preserve">│ loader + BPF </w:t>
-      </w:r>
-      <w:r>
-        <w:rPr>
-          <w:rStyle w:val="VerbatimChar"/>
-          <w:rFonts w:hint="eastAsia"/>
-        </w:rPr>
-        <w:t xml:space="preserve">调度器</w:t>
-      </w:r>
-      <w:r>
-        <w:rPr>
-          <w:rStyle w:val="VerbatimChar"/>
-        </w:rPr>
-        <w:t xml:space="preserve"> │        │ cpu.weight </w:t>
-      </w:r>
-      <w:r>
-        <w:rPr>
-          <w:rStyle w:val="VerbatimChar"/>
-          <w:rFonts w:hint="eastAsia"/>
-        </w:rPr>
-        <w:t xml:space="preserve">写读回</w:t>
-      </w:r>
-      <w:r>
-        <w:rPr>
-          <w:rStyle w:val="VerbatimChar"/>
-        </w:rPr>
-        <w:t xml:space="preserve">      │</w:t>
-      </w:r>
-      <w:r>
-        <w:br/>
-      </w:r>
-      <w:r>
-        <w:rPr>
-          <w:rStyle w:val="VerbatimChar"/>
-        </w:rPr>
-        <w:t xml:space="preserve">│ cfg/class map      │        │ marker + EventArm </w:t>
-      </w:r>
-      <w:r>
-        <w:rPr>
-          <w:rStyle w:val="VerbatimChar"/>
-          <w:rFonts w:hint="eastAsia"/>
-        </w:rPr>
-        <w:t xml:space="preserve">守卫</w:t>
-      </w:r>
-      <w:r>
-        <w:rPr>
-          <w:rStyle w:val="VerbatimChar"/>
-        </w:rPr>
-        <w:t xml:space="preserve"> │</w:t>
-      </w:r>
-      <w:r>
-        <w:br/>
-      </w:r>
-      <w:r>
-        <w:rPr>
-          <w:rStyle w:val="VerbatimChar"/>
-        </w:rPr>
-        <w:t xml:space="preserve">└───────┬───────────┘        └─────────┬─────────────┘</w:t>
-      </w:r>
-      <w:r>
-        <w:br/>
-      </w:r>
-      <w:r>
-        <w:rPr>
-          <w:rStyle w:val="VerbatimChar"/>
-        </w:rPr>
-        <w:t xml:space="preserve">        </w:t>
-      </w:r>
-      <w:r>
-        <w:rPr>
-          <w:rStyle w:val="VerbatimChar"/>
-          <w:rFonts w:hint="eastAsia"/>
-        </w:rPr>
-        <w:t xml:space="preserve">内核:sched_ext</w:t>
-      </w:r>
-      <w:r>
-        <w:rPr>
-          <w:rStyle w:val="VerbatimChar"/>
-        </w:rPr>
-        <w:t xml:space="preserve"> / cgroup v2 / raw tracepoints</w:t>
+          <w:rFonts w:hint="eastAsia"/>
+        </w:rPr>
+        <w:t xml:space="preserve">进程内。每实例只选择</w:t>
+      </w:r>
+      <w:r>
+        <w:t xml:space="preserve"> sched/cgroup </w:t>
+      </w:r>
+      <w:r>
+        <w:rPr>
+          <w:rFonts w:hint="eastAsia"/>
+        </w:rPr>
+        <w:t xml:space="preserve">中的一个效果域。</w:t>
       </w:r>
     </w:p>
-    <w:bookmarkEnd w:id="12"/>
-    <w:bookmarkStart w:id="13" w:name="架构规则"/>
+    <w:bookmarkEnd w:id="15"/>
+    <w:bookmarkStart w:id="16" w:name="架构规则"/>
     <w:p>
       <w:pPr>
         <w:pStyle w:val="Heading3"/>
@@ -2925,21 +2663,21 @@
               <w:rPr>
                 <w:rFonts w:hint="eastAsia"/>
               </w:rPr>
-              <w:t xml:space="preserve">决策层不持特权</w:t>
-            </w:r>
-          </w:p>
-        </w:tc>
-        <w:tc>
-          <w:tcPr/>
-          <w:p>
-            <w:pPr>
-              <w:pStyle w:val="Compact"/>
-            </w:pPr>
-            <w:r>
-              <w:rPr>
-                <w:rFonts w:hint="eastAsia"/>
-              </w:rPr>
-              <w:t xml:space="preserve">Agent/实验脚本/LLM</w:t>
+              <w:t xml:space="preserve">外部调用者不直接写资源</w:t>
+            </w:r>
+          </w:p>
+        </w:tc>
+        <w:tc>
+          <w:tcPr/>
+          <w:p>
+            <w:pPr>
+              <w:pStyle w:val="Compact"/>
+            </w:pPr>
+            <w:r>
+              <w:rPr>
+                <w:rFonts w:hint="eastAsia"/>
+              </w:rPr>
+              <w:t xml:space="preserve">CLI/实验脚本/LLM</w:t>
             </w:r>
             <w:r>
               <w:t xml:space="preserve"> </w:t>
@@ -2948,24 +2686,33 @@
               <w:rPr>
                 <w:rFonts w:hint="eastAsia"/>
               </w:rPr>
-              <w:t xml:space="preserve">通道只能提交策略</w:t>
-            </w:r>
-          </w:p>
-        </w:tc>
-        <w:tc>
-          <w:tcPr/>
-          <w:p>
-            <w:pPr>
-              <w:pStyle w:val="Compact"/>
-            </w:pPr>
-            <w:r>
-              <w:rPr>
-                <w:rFonts w:hint="eastAsia"/>
-              </w:rPr>
-              <w:t xml:space="preserve">绕过通道无处可写(socket</w:t>
-            </w:r>
-            <w:r>
-              <w:t xml:space="preserve"> 0600 + peer uid)</w:t>
+              <w:t xml:space="preserve">通道经</w:t>
+            </w:r>
+            <w:r>
+              <w:t xml:space="preserve"> socket </w:t>
+            </w:r>
+            <w:r>
+              <w:rPr>
+                <w:rFonts w:hint="eastAsia"/>
+              </w:rPr>
+              <w:t xml:space="preserve">提交策略；内置决策组件仍在执行服务进程内</w:t>
+            </w:r>
+          </w:p>
+        </w:tc>
+        <w:tc>
+          <w:tcPr/>
+          <w:p>
+            <w:pPr>
+              <w:pStyle w:val="Compact"/>
+            </w:pPr>
+            <w:r>
+              <w:t xml:space="preserve">socket 0600 + peer </w:t>
+            </w:r>
+            <w:r>
+              <w:rPr>
+                <w:rFonts w:hint="eastAsia"/>
+              </w:rPr>
+              <w:t xml:space="preserve">uid；唯一执行服务负责效果写入</w:t>
             </w:r>
           </w:p>
         </w:tc>
@@ -3341,8 +3088,8 @@
         </w:tc>
       </w:tr>
     </w:tbl>
-    <w:bookmarkEnd w:id="13"/>
-    <w:bookmarkStart w:id="14" w:name="模块依赖"/>
+    <w:bookmarkEnd w:id="16"/>
+    <w:bookmarkStart w:id="17" w:name="模块依赖"/>
     <w:p>
       <w:pPr>
         <w:pStyle w:val="Heading3"/>
@@ -3754,9 +3501,9 @@
         </w:tc>
       </w:tr>
     </w:tbl>
-    <w:bookmarkEnd w:id="14"/>
-    <w:bookmarkEnd w:id="15"/>
-    <w:bookmarkStart w:id="22" w:name="模块设计"/>
+    <w:bookmarkEnd w:id="17"/>
+    <w:bookmarkEnd w:id="18"/>
+    <w:bookmarkStart w:id="37" w:name="模块设计"/>
     <w:p>
       <w:pPr>
         <w:pStyle w:val="Heading2"/>
@@ -3771,7 +3518,7 @@
         <w:t xml:space="preserve">模块设计</w:t>
       </w:r>
     </w:p>
-    <w:bookmarkStart w:id="16" w:name="cli-客户端srcclimain.cpp"/>
+    <w:bookmarkStart w:id="19" w:name="cli-客户端srcclimain.cpp"/>
     <w:p>
       <w:pPr>
         <w:pStyle w:val="Heading3"/>
@@ -4585,8 +4332,8 @@
         <w:t xml:space="preserve">)。</w:t>
       </w:r>
     </w:p>
-    <w:bookmarkEnd w:id="16"/>
-    <w:bookmarkStart w:id="17" w:name="执行服务srcexecutor"/>
+    <w:bookmarkEnd w:id="19"/>
+    <w:bookmarkStart w:id="23" w:name="执行服务srcexecutor"/>
     <w:p>
       <w:pPr>
         <w:pStyle w:val="Heading3"/>
@@ -5021,168 +4768,289 @@
     </w:p>
     <w:p>
       <w:pPr>
-        <w:pStyle w:val="SourceCode"/>
+        <w:pStyle w:val="BodyText"/>
+        <w:keepNext/>
+        <w:spacing w:before="160" w:after="80"/>
+        <w:jc w:val="center"/>
       </w:pPr>
       <w:r>
+        <w:drawing>
+          <wp:inline>
+            <wp:extent cx="5334000" cy="4224337"/>
+            <wp:effectExtent b="0" l="0" r="0" t="0"/>
+            <wp:docPr descr="事务日志状态与恢复" title="" id="21" name="Picture"/>
+            <a:graphic>
+              <a:graphicData uri="http://schemas.openxmlformats.org/drawingml/2006/picture">
+                <pic:pic>
+                  <pic:nvPicPr>
+                    <pic:cNvPr descr="D:/code/Ubuntu/EulerPilot-v2/build/diagram-qa/png/transaction-state-machine.png" id="22" name="Picture"/>
+                    <pic:cNvPicPr>
+                      <a:picLocks noChangeArrowheads="1" noChangeAspect="1"/>
+                    </pic:cNvPicPr>
+                  </pic:nvPicPr>
+                  <pic:blipFill>
+                    <a:blip r:embed="rId20">
+                      <a:extLst>
+                        <a:ext uri="{96DAC541-7B7A-43D3-8B79-37D633B846F1}">
+                          <asvg:svgBlip xmlns:asvg="http://schemas.microsoft.com/office/drawing/2016/SVG/main" r:embed="rIdSvg8"/>
+                        </a:ext>
+                      </a:extLst>
+                    </a:blip>
+                    <a:stretch>
+                      <a:fillRect/>
+                    </a:stretch>
+                  </pic:blipFill>
+                  <pic:spPr bwMode="auto">
+                    <a:xfrm>
+                      <a:off x="0" y="0"/>
+                      <a:ext cx="5334000" cy="4224337"/>
+                    </a:xfrm>
+                    <a:prstGeom prst="rect">
+                      <a:avLst/>
+                    </a:prstGeom>
+                    <a:noFill/>
+                    <a:ln w="9525">
+                      <a:noFill/>
+                      <a:headEnd/>
+                      <a:tailEnd/>
+                    </a:ln>
+                  </pic:spPr>
+                </pic:pic>
+              </a:graphicData>
+            </a:graphic>
+          </wp:inline>
+        </w:drawing>
+      </w:r>
+    </w:p>
+    <w:p>
+      <w:pPr>
+        <w:pStyle w:val="BodyText"/>
+        <w:keepNext w:val="0"/>
+        <w:spacing w:after="200"/>
+        <w:jc w:val="center"/>
+      </w:pPr>
+      <w:r>
+        <w:rPr>
+          <w:rFonts w:hint="eastAsia"/>
+          <w:i/>
+          <w:iCs/>
+          <w:color w:val="595959"/>
+          <w:sz w:val="18"/>
+        </w:rPr>
+        <w:t xml:space="preserve">图</w:t>
+      </w:r>
+      <w:r>
+        <w:rPr>
+          <w:i/>
+          <w:iCs/>
+          <w:color w:val="595959"/>
+          <w:sz w:val="18"/>
+        </w:rPr>
+        <w:t xml:space="preserve"> 2　</w:t>
+      </w:r>
+      <w:r>
+        <w:rPr>
+          <w:rFonts w:hint="eastAsia"/>
+          <w:i/>
+          <w:iCs/>
+          <w:color w:val="595959"/>
+          <w:sz w:val="18"/>
+        </w:rPr>
+        <w:t xml:space="preserve">事务日志状态与恢复</w:t>
+      </w:r>
+    </w:p>
+    <w:p>
+      <w:pPr>
+        <w:pStyle w:val="BodyText"/>
+      </w:pPr>
+      <w:r>
+        <w:rPr>
+          <w:rFonts w:hint="eastAsia"/>
+        </w:rPr>
+        <w:t xml:space="preserve">租约三态:无人持有</w:t>
+      </w:r>
+      <w:r>
+        <w:t xml:space="preserve"> / </w:t>
+      </w:r>
+      <w:r>
+        <w:rPr>
+          <w:rFonts w:hint="eastAsia"/>
+        </w:rPr>
+        <w:t xml:space="preserve">他人持有(拒绝动作)/</w:t>
+      </w:r>
+      <w:r>
+        <w:t xml:space="preserve"> </w:t>
+      </w:r>
+      <w:r>
+        <w:rPr>
+          <w:rFonts w:hint="eastAsia"/>
+        </w:rPr>
+        <w:t xml:space="preserve">自动通道持有(须显式交接)。世代号只在</w:t>
+      </w:r>
+      <w:r>
+        <w:t xml:space="preserve"> </w:t>
+      </w:r>
+      <w:r>
         <w:rPr>
           <w:rStyle w:val="VerbatimChar"/>
         </w:rPr>
-        <w:t xml:space="preserve">PREPARED → APPLYING → VERIFYING → VERIFIED → COMMITTED</w:t>
-      </w:r>
-      <w:r>
-        <w:br/>
+        <w:t xml:space="preserve">COMMITTED</w:t>
+      </w:r>
+      <w:r>
+        <w:t xml:space="preserve"> </w:t>
+      </w:r>
+      <w:r>
+        <w:rPr>
+          <w:rFonts w:hint="eastAsia"/>
+        </w:rPr>
+        <w:t xml:space="preserve">时推进,</w:t>
       </w:r>
       <w:r>
         <w:rPr>
           <w:rStyle w:val="VerbatimChar"/>
         </w:rPr>
-        <w:t xml:space="preserve">                              ↘ COMPENSATING → ROLLED_BACK</w:t>
-      </w:r>
-      <w:r>
-        <w:br/>
+        <w:t xml:space="preserve">REJECTED</w:t>
+      </w:r>
+      <w:r>
+        <w:t xml:space="preserve"> </w:t>
+      </w:r>
+      <w:r>
+        <w:rPr>
+          <w:rFonts w:hint="eastAsia"/>
+        </w:rPr>
+        <w:t xml:space="preserve">不推进(S08/S10/S17</w:t>
+      </w:r>
+      <w:r>
+        <w:t xml:space="preserve"> </w:t>
+      </w:r>
+      <w:r>
+        <w:rPr>
+          <w:rFonts w:hint="eastAsia"/>
+        </w:rPr>
+        <w:t xml:space="preserve">均断言此点)。</w:t>
+      </w:r>
+    </w:p>
+    <w:bookmarkEnd w:id="23"/>
+    <w:bookmarkStart w:id="27" w:name="核心逻辑srccore"/>
+    <w:p>
+      <w:pPr>
+        <w:pStyle w:val="Heading3"/>
+      </w:pPr>
+      <w:r>
+        <w:t xml:space="preserve">4.3 </w:t>
+      </w:r>
+      <w:r>
+        <w:rPr>
+          <w:rFonts w:hint="eastAsia"/>
+        </w:rPr>
+        <w:t xml:space="preserve">核心逻辑(</w:t>
       </w:r>
       <w:r>
         <w:rPr>
           <w:rStyle w:val="VerbatimChar"/>
         </w:rPr>
-        <w:t xml:space="preserve">                              ↘ </w:t>
-      </w:r>
-      <w:r>
-        <w:rPr>
-          <w:rStyle w:val="VerbatimChar"/>
-          <w:rFonts w:hint="eastAsia"/>
-        </w:rPr>
-        <w:t xml:space="preserve">RECOVERY_REQUIRED(补偿失败,保留现场)</w:t>
-      </w:r>
-      <w:r>
-        <w:br/>
-      </w:r>
-      <w:r>
-        <w:rPr>
-          <w:rStyle w:val="VerbatimChar"/>
-        </w:rPr>
-        <w:t xml:space="preserve">ROLLBACK_PREPARED → </w:t>
-      </w:r>
-      <w:r>
-        <w:rPr>
-          <w:rStyle w:val="VerbatimChar"/>
-          <w:rFonts w:hint="eastAsia"/>
-        </w:rPr>
-        <w:t xml:space="preserve">…(人工回退路径)</w:t>
-      </w:r>
-      <w:r>
-        <w:rPr>
-          <w:rStyle w:val="VerbatimChar"/>
-        </w:rPr>
-        <w:t xml:space="preserve">   </w:t>
-      </w:r>
-      <w:r>
-        <w:rPr>
-          <w:rStyle w:val="VerbatimChar"/>
-          <w:rFonts w:hint="eastAsia"/>
-        </w:rPr>
-        <w:t xml:space="preserve">RESULT(每次动作的最终回执)</w:t>
+        <w:t xml:space="preserve">src/core/</w:t>
+      </w:r>
+      <w:r>
+        <w:t xml:space="preserve">)</w:t>
       </w:r>
     </w:p>
     <w:p>
       <w:pPr>
         <w:pStyle w:val="FirstParagraph"/>
+        <w:keepNext/>
+        <w:spacing w:before="160" w:after="80"/>
+        <w:jc w:val="center"/>
       </w:pPr>
       <w:r>
-        <w:rPr>
-          <w:rFonts w:hint="eastAsia"/>
-        </w:rPr>
-        <w:t xml:space="preserve">租约三态:无人持有</w:t>
-      </w:r>
-      <w:r>
-        <w:t xml:space="preserve"> / </w:t>
-      </w:r>
-      <w:r>
-        <w:rPr>
-          <w:rFonts w:hint="eastAsia"/>
-        </w:rPr>
-        <w:t xml:space="preserve">他人持有(拒绝动作)/</w:t>
-      </w:r>
-      <w:r>
-        <w:t xml:space="preserve"> </w:t>
-      </w:r>
-      <w:r>
-        <w:rPr>
-          <w:rFonts w:hint="eastAsia"/>
-        </w:rPr>
-        <w:t xml:space="preserve">自动通道持有(须显式交接)。世代号只在</w:t>
-      </w:r>
-      <w:r>
-        <w:t xml:space="preserve"> </w:t>
-      </w:r>
-      <w:r>
-        <w:rPr>
-          <w:rStyle w:val="VerbatimChar"/>
-        </w:rPr>
-        <w:t xml:space="preserve">COMMITTED</w:t>
-      </w:r>
-      <w:r>
-        <w:t xml:space="preserve"> </w:t>
-      </w:r>
-      <w:r>
-        <w:rPr>
-          <w:rFonts w:hint="eastAsia"/>
-        </w:rPr>
-        <w:t xml:space="preserve">时推进,</w:t>
-      </w:r>
-      <w:r>
-        <w:rPr>
-          <w:rStyle w:val="VerbatimChar"/>
-        </w:rPr>
-        <w:t xml:space="preserve">REJECTED</w:t>
-      </w:r>
-      <w:r>
-        <w:t xml:space="preserve"> </w:t>
-      </w:r>
-      <w:r>
-        <w:rPr>
-          <w:rFonts w:hint="eastAsia"/>
-        </w:rPr>
-        <w:t xml:space="preserve">不推进(S08/S10/S17</w:t>
-      </w:r>
-      <w:r>
-        <w:t xml:space="preserve"> </w:t>
-      </w:r>
-      <w:r>
-        <w:rPr>
-          <w:rFonts w:hint="eastAsia"/>
-        </w:rPr>
-        <w:t xml:space="preserve">均断言此点)。</w:t>
-      </w:r>
-    </w:p>
-    <w:bookmarkEnd w:id="17"/>
-    <w:bookmarkStart w:id="18" w:name="核心逻辑srccore"/>
-    <w:p>
-      <w:pPr>
-        <w:pStyle w:val="Heading3"/>
-      </w:pPr>
-      <w:r>
-        <w:t xml:space="preserve">4.3 </w:t>
-      </w:r>
-      <w:r>
-        <w:rPr>
-          <w:rFonts w:hint="eastAsia"/>
-        </w:rPr>
-        <w:t xml:space="preserve">核心逻辑(</w:t>
-      </w:r>
-      <w:r>
-        <w:rPr>
-          <w:rStyle w:val="VerbatimChar"/>
-        </w:rPr>
-        <w:t xml:space="preserve">src/core/</w:t>
-      </w:r>
-      <w:r>
-        <w:t xml:space="preserve">)</w:t>
+        <w:drawing>
+          <wp:inline>
+            <wp:extent cx="5334000" cy="5000625"/>
+            <wp:effectExtent b="0" l="0" r="0" t="0"/>
+            <wp:docPr descr="自动切换的受限决策通道" title="" id="25" name="Picture"/>
+            <a:graphic>
+              <a:graphicData uri="http://schemas.openxmlformats.org/drawingml/2006/picture">
+                <pic:pic>
+                  <pic:nvPicPr>
+                    <pic:cNvPr descr="D:/code/Ubuntu/EulerPilot-v2/build/diagram-qa/png/bounded-autopilot.png" id="26" name="Picture"/>
+                    <pic:cNvPicPr>
+                      <a:picLocks noChangeArrowheads="1" noChangeAspect="1"/>
+                    </pic:cNvPicPr>
+                  </pic:nvPicPr>
+                  <pic:blipFill>
+                    <a:blip r:embed="rId24">
+                      <a:extLst>
+                        <a:ext uri="{96DAC541-7B7A-43D3-8B79-37D633B846F1}">
+                          <asvg:svgBlip xmlns:asvg="http://schemas.microsoft.com/office/drawing/2016/SVG/main" r:embed="rIdSvg1"/>
+                        </a:ext>
+                      </a:extLst>
+                    </a:blip>
+                    <a:stretch>
+                      <a:fillRect/>
+                    </a:stretch>
+                  </pic:blipFill>
+                  <pic:spPr bwMode="auto">
+                    <a:xfrm>
+                      <a:off x="0" y="0"/>
+                      <a:ext cx="5334000" cy="5000625"/>
+                    </a:xfrm>
+                    <a:prstGeom prst="rect">
+                      <a:avLst/>
+                    </a:prstGeom>
+                    <a:noFill/>
+                    <a:ln w="9525">
+                      <a:noFill/>
+                      <a:headEnd/>
+                      <a:tailEnd/>
+                    </a:ln>
+                  </pic:spPr>
+                </pic:pic>
+              </a:graphicData>
+            </a:graphic>
+          </wp:inline>
+        </w:drawing>
       </w:r>
     </w:p>
     <w:p>
       <w:pPr>
-        <w:pStyle w:val="FirstParagraph"/>
+        <w:pStyle w:val="BodyText"/>
+        <w:keepNext w:val="0"/>
+        <w:spacing w:after="200"/>
+        <w:jc w:val="center"/>
+      </w:pPr>
+      <w:r>
+        <w:rPr>
+          <w:rFonts w:hint="eastAsia"/>
+          <w:i/>
+          <w:iCs/>
+          <w:color w:val="595959"/>
+          <w:sz w:val="18"/>
+        </w:rPr>
+        <w:t xml:space="preserve">图</w:t>
+      </w:r>
+      <w:r>
+        <w:rPr>
+          <w:i/>
+          <w:iCs/>
+          <w:color w:val="595959"/>
+          <w:sz w:val="18"/>
+        </w:rPr>
+        <w:t xml:space="preserve"> 3　</w:t>
+      </w:r>
+      <w:r>
+        <w:rPr>
+          <w:rFonts w:hint="eastAsia"/>
+          <w:i/>
+          <w:iCs/>
+          <w:color w:val="595959"/>
+          <w:sz w:val="18"/>
+        </w:rPr>
+        <w:t xml:space="preserve">自动切换的受限决策通道</w:t>
+      </w:r>
+    </w:p>
+    <w:p>
+      <w:pPr>
+        <w:pStyle w:val="BodyText"/>
       </w:pPr>
       <w:r>
         <w:rPr>
@@ -5898,8 +5766,8 @@
         </w:tc>
       </w:tr>
     </w:tbl>
-    <w:bookmarkEnd w:id="18"/>
-    <w:bookmarkStart w:id="19" w:name="调度-skillsrcskillssched_skill.cpp-sched"/>
+    <w:bookmarkEnd w:id="27"/>
+    <w:bookmarkStart w:id="28" w:name="调度-skillsrcskillssched_skill.cpp-sched"/>
     <w:p>
       <w:pPr>
         <w:pStyle w:val="Heading3"/>
@@ -6600,8 +6468,8 @@
         <w:t xml:space="preserve">使用它)。</w:t>
       </w:r>
     </w:p>
-    <w:bookmarkEnd w:id="19"/>
-    <w:bookmarkStart w:id="20" w:name="Xca95fb397720bcc143678aa5a028c8ab3f5fdac"/>
+    <w:bookmarkEnd w:id="28"/>
+    <w:bookmarkStart w:id="32" w:name="Xca95fb397720bcc143678aa5a028c8ab3f5fdac"/>
     <w:p>
       <w:pPr>
         <w:pStyle w:val="Heading3"/>
@@ -6628,6 +6496,99 @@
     <w:p>
       <w:pPr>
         <w:pStyle w:val="FirstParagraph"/>
+        <w:keepNext/>
+        <w:spacing w:before="160" w:after="80"/>
+        <w:jc w:val="center"/>
+      </w:pPr>
+      <w:r>
+        <w:drawing>
+          <wp:inline>
+            <wp:extent cx="5334000" cy="4319587"/>
+            <wp:effectExtent b="0" l="0" r="0" t="0"/>
+            <wp:docPr descr="eBPF 事件驱动资源闭环" title="" id="30" name="Picture"/>
+            <a:graphic>
+              <a:graphicData uri="http://schemas.openxmlformats.org/drawingml/2006/picture">
+                <pic:pic>
+                  <pic:nvPicPr>
+                    <pic:cNvPr descr="D:/code/Ubuntu/EulerPilot-v2/build/diagram-qa/png/event-driven-control-loop.png" id="31" name="Picture"/>
+                    <pic:cNvPicPr>
+                      <a:picLocks noChangeArrowheads="1" noChangeAspect="1"/>
+                    </pic:cNvPicPr>
+                  </pic:nvPicPr>
+                  <pic:blipFill>
+                    <a:blip r:embed="rId29">
+                      <a:extLst>
+                        <a:ext uri="{96DAC541-7B7A-43D3-8B79-37D633B846F1}">
+                          <asvg:svgBlip xmlns:asvg="http://schemas.microsoft.com/office/drawing/2016/SVG/main" r:embed="rIdSvg2"/>
+                        </a:ext>
+                      </a:extLst>
+                    </a:blip>
+                    <a:stretch>
+                      <a:fillRect/>
+                    </a:stretch>
+                  </pic:blipFill>
+                  <pic:spPr bwMode="auto">
+                    <a:xfrm>
+                      <a:off x="0" y="0"/>
+                      <a:ext cx="5334000" cy="4319587"/>
+                    </a:xfrm>
+                    <a:prstGeom prst="rect">
+                      <a:avLst/>
+                    </a:prstGeom>
+                    <a:noFill/>
+                    <a:ln w="9525">
+                      <a:noFill/>
+                      <a:headEnd/>
+                      <a:tailEnd/>
+                    </a:ln>
+                  </pic:spPr>
+                </pic:pic>
+              </a:graphicData>
+            </a:graphic>
+          </wp:inline>
+        </w:drawing>
+      </w:r>
+    </w:p>
+    <w:p>
+      <w:pPr>
+        <w:pStyle w:val="BodyText"/>
+        <w:keepNext w:val="0"/>
+        <w:spacing w:after="200"/>
+        <w:jc w:val="center"/>
+      </w:pPr>
+      <w:r>
+        <w:rPr>
+          <w:rFonts w:hint="eastAsia"/>
+          <w:i/>
+          <w:iCs/>
+          <w:color w:val="595959"/>
+          <w:sz w:val="18"/>
+        </w:rPr>
+        <w:t xml:space="preserve">图</w:t>
+      </w:r>
+      <w:r>
+        <w:rPr>
+          <w:i/>
+          <w:iCs/>
+          <w:color w:val="595959"/>
+          <w:sz w:val="18"/>
+        </w:rPr>
+        <w:t xml:space="preserve"> 4　eBPF </w:t>
+      </w:r>
+      <w:r>
+        <w:rPr>
+          <w:rFonts w:hint="eastAsia"/>
+          <w:i/>
+          <w:iCs/>
+          <w:color w:val="595959"/>
+          <w:sz w:val="18"/>
+        </w:rPr>
+        <w:t xml:space="preserve">事件驱动资源闭环</w:t>
+      </w:r>
+    </w:p>
+    <w:p>
+      <w:pPr>
+        <w:pStyle w:val="BodyText"/>
       </w:pPr>
       <w:r>
         <w:rPr>
@@ -7353,8 +7314,8 @@
         <w:t xml:space="preserve">)。</w:t>
       </w:r>
     </w:p>
-    <w:bookmarkEnd w:id="20"/>
-    <w:bookmarkStart w:id="21" w:name="数据面sched"/>
+    <w:bookmarkEnd w:id="32"/>
+    <w:bookmarkStart w:id="36" w:name="数据面sched"/>
     <w:p>
       <w:pPr>
         <w:pStyle w:val="Heading3"/>
@@ -7381,6 +7342,99 @@
     <w:p>
       <w:pPr>
         <w:pStyle w:val="FirstParagraph"/>
+        <w:keepNext/>
+        <w:spacing w:before="160" w:after="80"/>
+        <w:jc w:val="center"/>
+      </w:pPr>
+      <w:r>
+        <w:drawing>
+          <wp:inline>
+            <wp:extent cx="5334000" cy="4953000"/>
+            <wp:effectExtent b="0" l="0" r="0" t="0"/>
+            <wp:docPr descr="sched_ext 数据面与公平调度" title="" id="34" name="Picture"/>
+            <a:graphic>
+              <a:graphicData uri="http://schemas.openxmlformats.org/drawingml/2006/picture">
+                <pic:pic>
+                  <pic:nvPicPr>
+                    <pic:cNvPr descr="D:/code/Ubuntu/EulerPilot-v2/build/diagram-qa/png/scheduler-data-path.png" id="35" name="Picture"/>
+                    <pic:cNvPicPr>
+                      <a:picLocks noChangeArrowheads="1" noChangeAspect="1"/>
+                    </pic:cNvPicPr>
+                  </pic:nvPicPr>
+                  <pic:blipFill>
+                    <a:blip r:embed="rId33">
+                      <a:extLst>
+                        <a:ext uri="{96DAC541-7B7A-43D3-8B79-37D633B846F1}">
+                          <asvg:svgBlip xmlns:asvg="http://schemas.microsoft.com/office/drawing/2016/SVG/main" r:embed="rIdSvg5"/>
+                        </a:ext>
+                      </a:extLst>
+                    </a:blip>
+                    <a:stretch>
+                      <a:fillRect/>
+                    </a:stretch>
+                  </pic:blipFill>
+                  <pic:spPr bwMode="auto">
+                    <a:xfrm>
+                      <a:off x="0" y="0"/>
+                      <a:ext cx="5334000" cy="4953000"/>
+                    </a:xfrm>
+                    <a:prstGeom prst="rect">
+                      <a:avLst/>
+                    </a:prstGeom>
+                    <a:noFill/>
+                    <a:ln w="9525">
+                      <a:noFill/>
+                      <a:headEnd/>
+                      <a:tailEnd/>
+                    </a:ln>
+                  </pic:spPr>
+                </pic:pic>
+              </a:graphicData>
+            </a:graphic>
+          </wp:inline>
+        </w:drawing>
+      </w:r>
+    </w:p>
+    <w:p>
+      <w:pPr>
+        <w:pStyle w:val="BodyText"/>
+        <w:keepNext w:val="0"/>
+        <w:spacing w:after="200"/>
+        <w:jc w:val="center"/>
+      </w:pPr>
+      <w:r>
+        <w:rPr>
+          <w:rFonts w:hint="eastAsia"/>
+          <w:i/>
+          <w:iCs/>
+          <w:color w:val="595959"/>
+          <w:sz w:val="18"/>
+        </w:rPr>
+        <w:t xml:space="preserve">图</w:t>
+      </w:r>
+      <w:r>
+        <w:rPr>
+          <w:i/>
+          <w:iCs/>
+          <w:color w:val="595959"/>
+          <w:sz w:val="18"/>
+        </w:rPr>
+        <w:t xml:space="preserve"> 5　sched_ext </w:t>
+      </w:r>
+      <w:r>
+        <w:rPr>
+          <w:rFonts w:hint="eastAsia"/>
+          <w:i/>
+          <w:iCs/>
+          <w:color w:val="595959"/>
+          <w:sz w:val="18"/>
+        </w:rPr>
+        <w:t xml:space="preserve">数据面与公平调度</w:t>
+      </w:r>
+    </w:p>
+    <w:p>
+      <w:pPr>
+        <w:pStyle w:val="BodyText"/>
       </w:pPr>
       <w:r>
         <w:t xml:space="preserve">struct_ops </w:t>
@@ -8607,9 +8661,9 @@
         <w:t xml:space="preserve">57.9–58.5%)。</w:t>
       </w:r>
     </w:p>
-    <w:bookmarkEnd w:id="21"/>
-    <w:bookmarkEnd w:id="22"/>
-    <w:bookmarkStart w:id="23" w:name="数据契约"/>
+    <w:bookmarkEnd w:id="36"/>
+    <w:bookmarkEnd w:id="37"/>
+    <w:bookmarkStart w:id="38" w:name="数据契约"/>
     <w:p>
       <w:pPr>
         <w:pStyle w:val="Heading2"/>
@@ -10117,8 +10171,8 @@
         <w:t xml:space="preserve">)。</w:t>
       </w:r>
     </w:p>
-    <w:bookmarkEnd w:id="23"/>
-    <w:bookmarkStart w:id="27" w:name="关键流程时序"/>
+    <w:bookmarkEnd w:id="38"/>
+    <w:bookmarkStart w:id="51" w:name="关键流程时序"/>
     <w:p>
       <w:pPr>
         <w:pStyle w:val="Heading2"/>
@@ -10133,7 +10187,7 @@
         <w:t xml:space="preserve">关键流程时序</w:t>
       </w:r>
     </w:p>
-    <w:bookmarkStart w:id="24" w:name="策略生效policy.apply"/>
+    <w:bookmarkStart w:id="42" w:name="策略生效policy.apply"/>
     <w:p>
       <w:pPr>
         <w:pStyle w:val="Heading3"/>
@@ -10150,386 +10204,99 @@
     </w:p>
     <w:p>
       <w:pPr>
-        <w:pStyle w:val="SourceCode"/>
+        <w:pStyle w:val="FirstParagraph"/>
+        <w:keepNext/>
+        <w:spacing w:before="160" w:after="80"/>
+        <w:jc w:val="center"/>
       </w:pPr>
       <w:r>
-        <w:rPr>
-          <w:rStyle w:val="VerbatimChar"/>
-        </w:rPr>
-        <w:t xml:space="preserve">CLI                </w:t>
-      </w:r>
-      <w:r>
-        <w:rPr>
-          <w:rStyle w:val="VerbatimChar"/>
-          <w:rFonts w:hint="eastAsia"/>
-        </w:rPr>
-        <w:t xml:space="preserve">执行服务</w:t>
-      </w:r>
-      <w:r>
-        <w:rPr>
-          <w:rStyle w:val="VerbatimChar"/>
-        </w:rPr>
-        <w:t xml:space="preserve">                    Skill                </w:t>
-      </w:r>
-      <w:r>
-        <w:rPr>
-          <w:rStyle w:val="VerbatimChar"/>
-          <w:rFonts w:hint="eastAsia"/>
-        </w:rPr>
-        <w:t xml:space="preserve">内核</w:t>
-      </w:r>
-      <w:r>
-        <w:br/>
-      </w:r>
-      <w:r>
-        <w:rPr>
-          <w:rStyle w:val="VerbatimChar"/>
-        </w:rPr>
-        <w:t xml:space="preserve"> │ apply(F,K)        │                          │                    │</w:t>
-      </w:r>
-      <w:r>
-        <w:br/>
-      </w:r>
-      <w:r>
-        <w:rPr>
-          <w:rStyle w:val="VerbatimChar"/>
-        </w:rPr>
-        <w:t xml:space="preserve"> ├─envelope+policy──►│ </w:t>
-      </w:r>
-      <w:r>
-        <w:rPr>
-          <w:rStyle w:val="VerbatimChar"/>
-          <w:rFonts w:hint="eastAsia"/>
-        </w:rPr>
-        <w:t xml:space="preserve">schema+语义校验</w:t>
-      </w:r>
-      <w:r>
-        <w:rPr>
-          <w:rStyle w:val="VerbatimChar"/>
-        </w:rPr>
-        <w:t xml:space="preserve">           │                    │</w:t>
-      </w:r>
-      <w:r>
-        <w:br/>
-      </w:r>
-      <w:r>
-        <w:rPr>
-          <w:rStyle w:val="VerbatimChar"/>
-        </w:rPr>
-        <w:t xml:space="preserve"> │                   </w:t>
-      </w:r>
-      <w:r>
-        <w:rPr>
-          <w:rStyle w:val="VerbatimChar"/>
-          <w:rFonts w:hint="eastAsia"/>
-        </w:rPr>
-        <w:t xml:space="preserve">├─租约/fence/generation</w:t>
-      </w:r>
-      <w:r>
-        <w:rPr>
-          <w:rStyle w:val="VerbatimChar"/>
-        </w:rPr>
-        <w:t xml:space="preserve"> </w:t>
-      </w:r>
-      <w:r>
-        <w:rPr>
-          <w:rStyle w:val="VerbatimChar"/>
-          <w:rFonts w:hint="eastAsia"/>
-        </w:rPr>
-        <w:t xml:space="preserve">检查│</w:t>
-      </w:r>
-      <w:r>
-        <w:rPr>
-          <w:rStyle w:val="VerbatimChar"/>
-        </w:rPr>
-        <w:t xml:space="preserve">                    │</w:t>
-      </w:r>
-      <w:r>
-        <w:br/>
-      </w:r>
-      <w:r>
-        <w:rPr>
-          <w:rStyle w:val="VerbatimChar"/>
-        </w:rPr>
-        <w:t xml:space="preserve"> │                   </w:t>
-      </w:r>
-      <w:r>
-        <w:rPr>
-          <w:rStyle w:val="VerbatimChar"/>
-          <w:rFonts w:hint="eastAsia"/>
-        </w:rPr>
-        <w:t xml:space="preserve">├─非</w:t>
-      </w:r>
-      <w:r>
-        <w:rPr>
-          <w:rStyle w:val="VerbatimChar"/>
-        </w:rPr>
-        <w:t xml:space="preserve"> human </w:t>
-      </w:r>
-      <w:r>
-        <w:rPr>
-          <w:rStyle w:val="VerbatimChar"/>
-          <w:rFonts w:hint="eastAsia"/>
-        </w:rPr>
-        <w:t xml:space="preserve">来源</w:t>
-      </w:r>
-      <w:r>
-        <w:rPr>
-          <w:rStyle w:val="VerbatimChar"/>
-        </w:rPr>
-        <w:t xml:space="preserve"> → </w:t>
-      </w:r>
-      <w:r>
-        <w:rPr>
-          <w:rStyle w:val="VerbatimChar"/>
-          <w:rFonts w:hint="eastAsia"/>
-        </w:rPr>
-        <w:t xml:space="preserve">门控</w:t>
-      </w:r>
-      <w:r>
-        <w:rPr>
-          <w:rStyle w:val="VerbatimChar"/>
-        </w:rPr>
-        <w:t xml:space="preserve">       │                    │</w:t>
-      </w:r>
-      <w:r>
-        <w:br/>
-      </w:r>
-      <w:r>
-        <w:rPr>
-          <w:rStyle w:val="VerbatimChar"/>
-        </w:rPr>
-        <w:t xml:space="preserve"> │                   ├─probe / plan ───────────►│ </w:t>
-      </w:r>
-      <w:r>
-        <w:rPr>
-          <w:rStyle w:val="VerbatimChar"/>
-          <w:rFonts w:hint="eastAsia"/>
-        </w:rPr>
-        <w:t xml:space="preserve">计算差异与效果</w:t>
-      </w:r>
-      <w:r>
-        <w:rPr>
-          <w:rStyle w:val="VerbatimChar"/>
-        </w:rPr>
-        <w:t xml:space="preserve">       │</w:t>
-      </w:r>
-      <w:r>
-        <w:br/>
-      </w:r>
-      <w:r>
-        <w:rPr>
-          <w:rStyle w:val="VerbatimChar"/>
-        </w:rPr>
-        <w:t xml:space="preserve"> │                   ├─resolve_targets ────────►│                    │ </w:t>
-      </w:r>
-      <w:r>
-        <w:rPr>
-          <w:rStyle w:val="VerbatimChar"/>
-          <w:rFonts w:hint="eastAsia"/>
-        </w:rPr>
-        <w:t xml:space="preserve">身份绑定</w:t>
-      </w:r>
-      <w:r>
-        <w:br/>
-      </w:r>
-      <w:r>
-        <w:rPr>
-          <w:rStyle w:val="VerbatimChar"/>
-        </w:rPr>
-        <w:t xml:space="preserve"> │                   ├─WAL </w:t>
-      </w:r>
-      <w:r>
-        <w:rPr>
-          <w:rStyle w:val="VerbatimChar"/>
-          <w:rFonts w:hint="eastAsia"/>
-        </w:rPr>
-        <w:t xml:space="preserve">PREPARED(快照)</w:t>
-      </w:r>
-      <w:r>
-        <w:rPr>
-          <w:rStyle w:val="VerbatimChar"/>
-        </w:rPr>
-        <w:t xml:space="preserve"> fsync │                    │</w:t>
-      </w:r>
-      <w:r>
-        <w:br/>
-      </w:r>
-      <w:r>
-        <w:rPr>
-          <w:rStyle w:val="VerbatimChar"/>
-        </w:rPr>
-        <w:t xml:space="preserve"> │                   ├─apply ──────────────────►│ </w:t>
-      </w:r>
-      <w:r>
-        <w:rPr>
-          <w:rStyle w:val="VerbatimChar"/>
-          <w:rFonts w:hint="eastAsia"/>
-        </w:rPr>
-        <w:t xml:space="preserve">挂载/写</w:t>
-      </w:r>
-      <w:r>
-        <w:rPr>
-          <w:rStyle w:val="VerbatimChar"/>
-        </w:rPr>
-        <w:t xml:space="preserve"> </w:t>
-      </w:r>
-      <w:r>
-        <w:rPr>
-          <w:rStyle w:val="VerbatimChar"/>
-          <w:rFonts w:hint="eastAsia"/>
-        </w:rPr>
-        <w:t xml:space="preserve">cfg/写</w:t>
-      </w:r>
-      <w:r>
-        <w:rPr>
-          <w:rStyle w:val="VerbatimChar"/>
-        </w:rPr>
-        <w:t xml:space="preserve"> class ─►│</w:t>
-      </w:r>
-      <w:r>
-        <w:br/>
-      </w:r>
-      <w:r>
-        <w:rPr>
-          <w:rStyle w:val="VerbatimChar"/>
-        </w:rPr>
-        <w:t xml:space="preserve"> │                   ├─WAL APPLYING→VERIFYING   │                    │</w:t>
-      </w:r>
-      <w:r>
-        <w:br/>
-      </w:r>
-      <w:r>
-        <w:rPr>
-          <w:rStyle w:val="VerbatimChar"/>
-        </w:rPr>
-        <w:t xml:space="preserve"> │                   ├─verify ─────────────────►│ </w:t>
-      </w:r>
-      <w:r>
-        <w:rPr>
-          <w:rStyle w:val="VerbatimChar"/>
-          <w:rFonts w:hint="eastAsia"/>
-        </w:rPr>
-        <w:t xml:space="preserve">读回</w:t>
-      </w:r>
-      <w:r>
-        <w:rPr>
-          <w:rStyle w:val="VerbatimChar"/>
-        </w:rPr>
-        <w:t xml:space="preserve"> </w:t>
-      </w:r>
-      <w:r>
-        <w:rPr>
-          <w:rStyle w:val="VerbatimChar"/>
-          <w:rFonts w:hint="eastAsia"/>
-        </w:rPr>
-        <w:t xml:space="preserve">map/文件</w:t>
-      </w:r>
-      <w:r>
-        <w:rPr>
-          <w:rStyle w:val="VerbatimChar"/>
-        </w:rPr>
-        <w:t xml:space="preserve"> ──────►│</w:t>
-      </w:r>
-      <w:r>
-        <w:br/>
-      </w:r>
-      <w:r>
-        <w:rPr>
-          <w:rStyle w:val="VerbatimChar"/>
-        </w:rPr>
-        <w:t xml:space="preserve"> │                   ├─WAL VERIFIED→COMMITTED(generation+1)          │</w:t>
-      </w:r>
-      <w:r>
-        <w:br/>
-      </w:r>
-      <w:r>
-        <w:rPr>
-          <w:rStyle w:val="VerbatimChar"/>
-        </w:rPr>
-        <w:t xml:space="preserve"> </w:t>
-      </w:r>
-      <w:r>
-        <w:rPr>
-          <w:rStyle w:val="VerbatimChar"/>
-          <w:rFonts w:hint="eastAsia"/>
-        </w:rPr>
-        <w:t xml:space="preserve">│◄──ActionResult(实际状态、生效版本、快照</w:t>
-      </w:r>
-      <w:r>
-        <w:rPr>
-          <w:rStyle w:val="VerbatimChar"/>
-        </w:rPr>
-        <w:t xml:space="preserve"> id)──┤                    │</w:t>
-      </w:r>
-      <w:r>
-        <w:br/>
-      </w:r>
-      <w:r>
-        <w:rPr>
-          <w:rStyle w:val="VerbatimChar"/>
-          <w:rFonts w:hint="eastAsia"/>
-        </w:rPr>
-        <w:t xml:space="preserve">任一步失败</w:t>
-      </w:r>
-      <w:r>
-        <w:rPr>
-          <w:rStyle w:val="VerbatimChar"/>
-        </w:rPr>
-        <w:t xml:space="preserve"> → WAL COMPENSATING → rollback → </w:t>
-      </w:r>
-      <w:r>
-        <w:rPr>
-          <w:rStyle w:val="VerbatimChar"/>
-          <w:rFonts w:hint="eastAsia"/>
-        </w:rPr>
-        <w:t xml:space="preserve">读回确认</w:t>
-      </w:r>
-      <w:r>
-        <w:rPr>
-          <w:rStyle w:val="VerbatimChar"/>
-        </w:rPr>
-        <w:t xml:space="preserve"> → ROLLED_BACK</w:t>
-      </w:r>
-      <w:r>
-        <w:br/>
-      </w:r>
-      <w:r>
-        <w:rPr>
-          <w:rStyle w:val="VerbatimChar"/>
-          <w:rFonts w:hint="eastAsia"/>
-        </w:rPr>
-        <w:t xml:space="preserve">补偿失败</w:t>
-      </w:r>
-      <w:r>
-        <w:rPr>
-          <w:rStyle w:val="VerbatimChar"/>
-        </w:rPr>
-        <w:t xml:space="preserve">   → </w:t>
-      </w:r>
-      <w:r>
-        <w:rPr>
-          <w:rStyle w:val="VerbatimChar"/>
-          <w:rFonts w:hint="eastAsia"/>
-        </w:rPr>
-        <w:t xml:space="preserve">RECOVERY_REQUIRED(保留现场,degraded=true,后续</w:t>
-      </w:r>
-      <w:r>
-        <w:rPr>
-          <w:rStyle w:val="VerbatimChar"/>
-        </w:rPr>
-        <w:t xml:space="preserve"> apply </w:t>
-      </w:r>
-      <w:r>
-        <w:rPr>
-          <w:rStyle w:val="VerbatimChar"/>
-          <w:rFonts w:hint="eastAsia"/>
-        </w:rPr>
-        <w:t xml:space="preserve">被拒)</w:t>
+        <w:drawing>
+          <wp:inline>
+            <wp:extent cx="5334000" cy="4795837"/>
+            <wp:effectExtent b="0" l="0" r="0" t="0"/>
+            <wp:docPr descr="策略生效与补偿流程" title="" id="40" name="Picture"/>
+            <a:graphic>
+              <a:graphicData uri="http://schemas.openxmlformats.org/drawingml/2006/picture">
+                <pic:pic>
+                  <pic:nvPicPr>
+                    <pic:cNvPr descr="D:/code/Ubuntu/EulerPilot-v2/build/diagram-qa/png/policy-apply-flow.png" id="41" name="Picture"/>
+                    <pic:cNvPicPr>
+                      <a:picLocks noChangeArrowheads="1" noChangeAspect="1"/>
+                    </pic:cNvPicPr>
+                  </pic:nvPicPr>
+                  <pic:blipFill>
+                    <a:blip r:embed="rId39">
+                      <a:extLst>
+                        <a:ext uri="{96DAC541-7B7A-43D3-8B79-37D633B846F1}">
+                          <asvg:svgBlip xmlns:asvg="http://schemas.microsoft.com/office/drawing/2016/SVG/main" r:embed="rIdSvg4"/>
+                        </a:ext>
+                      </a:extLst>
+                    </a:blip>
+                    <a:stretch>
+                      <a:fillRect/>
+                    </a:stretch>
+                  </pic:blipFill>
+                  <pic:spPr bwMode="auto">
+                    <a:xfrm>
+                      <a:off x="0" y="0"/>
+                      <a:ext cx="5334000" cy="4795837"/>
+                    </a:xfrm>
+                    <a:prstGeom prst="rect">
+                      <a:avLst/>
+                    </a:prstGeom>
+                    <a:noFill/>
+                    <a:ln w="9525">
+                      <a:noFill/>
+                      <a:headEnd/>
+                      <a:tailEnd/>
+                    </a:ln>
+                  </pic:spPr>
+                </pic:pic>
+              </a:graphicData>
+            </a:graphic>
+          </wp:inline>
+        </w:drawing>
       </w:r>
     </w:p>
-    <w:bookmarkEnd w:id="24"/>
-    <w:bookmarkStart w:id="25" w:name="事件守卫监控线程2s-周期"/>
+    <w:p>
+      <w:pPr>
+        <w:pStyle w:val="BodyText"/>
+        <w:keepNext w:val="0"/>
+        <w:spacing w:after="200"/>
+        <w:jc w:val="center"/>
+      </w:pPr>
+      <w:r>
+        <w:rPr>
+          <w:rFonts w:hint="eastAsia"/>
+          <w:i/>
+          <w:iCs/>
+          <w:color w:val="595959"/>
+          <w:sz w:val="18"/>
+        </w:rPr>
+        <w:t xml:space="preserve">图</w:t>
+      </w:r>
+      <w:r>
+        <w:rPr>
+          <w:i/>
+          <w:iCs/>
+          <w:color w:val="595959"/>
+          <w:sz w:val="18"/>
+        </w:rPr>
+        <w:t xml:space="preserve"> 6　</w:t>
+      </w:r>
+      <w:r>
+        <w:rPr>
+          <w:rFonts w:hint="eastAsia"/>
+          <w:i/>
+          <w:iCs/>
+          <w:color w:val="595959"/>
+          <w:sz w:val="18"/>
+        </w:rPr>
+        <w:t xml:space="preserve">策略生效与补偿流程</w:t>
+      </w:r>
+    </w:p>
+    <w:bookmarkEnd w:id="42"/>
+    <w:bookmarkStart w:id="46" w:name="事件守卫监控线程2s-周期"/>
     <w:p>
       <w:pPr>
         <w:pStyle w:val="Heading3"/>
@@ -10555,392 +10322,99 @@
     </w:p>
     <w:p>
       <w:pPr>
-        <w:pStyle w:val="SourceCode"/>
+        <w:pStyle w:val="FirstParagraph"/>
+        <w:keepNext/>
+        <w:spacing w:before="160" w:after="80"/>
+        <w:jc w:val="center"/>
       </w:pPr>
       <w:r>
-        <w:rPr>
-          <w:rStyle w:val="VerbatimChar"/>
-          <w:rFonts w:hint="eastAsia"/>
-        </w:rPr>
-        <w:t xml:space="preserve">新窗口到达?</w:t>
-      </w:r>
-      <w:r>
-        <w:rPr>
-          <w:rStyle w:val="VerbatimChar"/>
-        </w:rPr>
-        <w:t xml:space="preserve"> </w:t>
-      </w:r>
-      <w:r>
-        <w:rPr>
-          <w:rStyle w:val="VerbatimChar"/>
-          <w:rFonts w:hint="eastAsia"/>
-        </w:rPr>
-        <w:t xml:space="preserve">─否→</w:t>
-      </w:r>
-      <w:r>
-        <w:rPr>
-          <w:rStyle w:val="VerbatimChar"/>
-        </w:rPr>
-        <w:t xml:space="preserve"> </w:t>
-      </w:r>
-      <w:r>
-        <w:rPr>
-          <w:rStyle w:val="VerbatimChar"/>
-          <w:rFonts w:hint="eastAsia"/>
-        </w:rPr>
-        <w:t xml:space="preserve">新鲜度判定:超</w:t>
-      </w:r>
-      <w:r>
-        <w:rPr>
-          <w:rStyle w:val="VerbatimChar"/>
-        </w:rPr>
-        <w:t xml:space="preserve"> </w:t>
-      </w:r>
-      <w:r>
-        <w:rPr>
-          <w:rStyle w:val="VerbatimChar"/>
-          <w:rFonts w:hint="eastAsia"/>
-        </w:rPr>
-        <w:t xml:space="preserve">2×窗口未更新</w:t>
-      </w:r>
-      <w:r>
-        <w:rPr>
-          <w:rStyle w:val="VerbatimChar"/>
-        </w:rPr>
-        <w:t xml:space="preserve"> → </w:t>
-      </w:r>
-      <w:r>
-        <w:rPr>
-          <w:rStyle w:val="VerbatimChar"/>
-          <w:rFonts w:hint="eastAsia"/>
-        </w:rPr>
-        <w:t xml:space="preserve">last_hold=STALE,冻结动作</w:t>
-      </w:r>
-      <w:r>
-        <w:br/>
-      </w:r>
-      <w:r>
-        <w:rPr>
-          <w:rStyle w:val="VerbatimChar"/>
-        </w:rPr>
-        <w:t xml:space="preserve">   </w:t>
-      </w:r>
-      <w:r>
-        <w:rPr>
-          <w:rStyle w:val="VerbatimChar"/>
-          <w:rFonts w:hint="eastAsia"/>
-        </w:rPr>
-        <w:t xml:space="preserve">│是</w:t>
-      </w:r>
-      <w:r>
-        <w:br/>
-      </w:r>
-      <w:r>
-        <w:rPr>
-          <w:rStyle w:val="VerbatimChar"/>
-        </w:rPr>
-        <w:t xml:space="preserve">   </w:t>
-      </w:r>
-      <w:r>
-        <w:rPr>
-          <w:rStyle w:val="VerbatimChar"/>
-          <w:rFonts w:hint="eastAsia"/>
-        </w:rPr>
-        <w:t xml:space="preserve">├─定位</w:t>
-      </w:r>
-      <w:r>
-        <w:rPr>
-          <w:rStyle w:val="VerbatimChar"/>
-        </w:rPr>
-        <w:t xml:space="preserve"> watch </w:t>
-      </w:r>
-      <w:r>
-        <w:rPr>
-          <w:rStyle w:val="VerbatimChar"/>
-          <w:rFonts w:hint="eastAsia"/>
-        </w:rPr>
-        <w:t xml:space="preserve">条目(path</w:t>
-      </w:r>
-      <w:r>
-        <w:rPr>
-          <w:rStyle w:val="VerbatimChar"/>
-        </w:rPr>
-        <w:t xml:space="preserve"> + kernfs id </w:t>
-      </w:r>
-      <w:r>
-        <w:rPr>
-          <w:rStyle w:val="VerbatimChar"/>
-          <w:rFonts w:hint="eastAsia"/>
-        </w:rPr>
-        <w:t xml:space="preserve">双匹配)</w:t>
-      </w:r>
-      <w:r>
-        <w:rPr>
-          <w:rStyle w:val="VerbatimChar"/>
-        </w:rPr>
-        <w:t xml:space="preserve">  </w:t>
-      </w:r>
-      <w:r>
-        <w:rPr>
-          <w:rStyle w:val="VerbatimChar"/>
-          <w:rFonts w:hint="eastAsia"/>
-        </w:rPr>
-        <w:t xml:space="preserve">不匹配</w:t>
-      </w:r>
-      <w:r>
-        <w:rPr>
-          <w:rStyle w:val="VerbatimChar"/>
-        </w:rPr>
-        <w:t xml:space="preserve"> → WATCH_REBUILT + </w:t>
-      </w:r>
-      <w:r>
-        <w:rPr>
-          <w:rStyle w:val="VerbatimChar"/>
-          <w:rFonts w:hint="eastAsia"/>
-        </w:rPr>
-        <w:t xml:space="preserve">回退</w:t>
-      </w:r>
-      <w:r>
-        <w:br/>
-      </w:r>
-      <w:r>
-        <w:rPr>
-          <w:rStyle w:val="VerbatimChar"/>
-        </w:rPr>
-        <w:t xml:space="preserve">   </w:t>
-      </w:r>
-      <w:r>
-        <w:rPr>
-          <w:rStyle w:val="VerbatimChar"/>
-          <w:rFonts w:hint="eastAsia"/>
-        </w:rPr>
-        <w:t xml:space="preserve">├─租约检查(arm</w:t>
-      </w:r>
-      <w:r>
-        <w:rPr>
-          <w:rStyle w:val="VerbatimChar"/>
-        </w:rPr>
-        <w:t xml:space="preserve"> </w:t>
-      </w:r>
-      <w:r>
-        <w:rPr>
-          <w:rStyle w:val="VerbatimChar"/>
-          <w:rFonts w:hint="eastAsia"/>
-        </w:rPr>
-        <w:t xml:space="preserve">属主)</w:t>
-      </w:r>
-      <w:r>
-        <w:rPr>
-          <w:rStyle w:val="VerbatimChar"/>
-        </w:rPr>
-        <w:t xml:space="preserve"> + </w:t>
-      </w:r>
-      <w:r>
-        <w:rPr>
-          <w:rStyle w:val="VerbatimChar"/>
-          <w:rFonts w:hint="eastAsia"/>
-        </w:rPr>
-        <w:t xml:space="preserve">在位效应归属检查</w:t>
-      </w:r>
-      <w:r>
-        <w:br/>
-      </w:r>
-      <w:r>
-        <w:rPr>
-          <w:rStyle w:val="VerbatimChar"/>
-        </w:rPr>
-        <w:t xml:space="preserve">   </w:t>
-      </w:r>
-      <w:r>
-        <w:rPr>
-          <w:rStyle w:val="VerbatimChar"/>
-          <w:rFonts w:hint="eastAsia"/>
-        </w:rPr>
-        <w:t xml:space="preserve">├─纯化判定函数</w:t>
-      </w:r>
-      <w:r>
-        <w:rPr>
-          <w:rStyle w:val="VerbatimChar"/>
-        </w:rPr>
-        <w:t xml:space="preserve"> event_guard_decide</w:t>
-      </w:r>
-      <w:r>
-        <w:br/>
-      </w:r>
-      <w:r>
-        <w:rPr>
-          <w:rStyle w:val="VerbatimChar"/>
-        </w:rPr>
-        <w:t xml:space="preserve">   │    </w:t>
-      </w:r>
-      <w:r>
-        <w:rPr>
-          <w:rStyle w:val="VerbatimChar"/>
-          <w:rFonts w:hint="eastAsia"/>
-        </w:rPr>
-        <w:t xml:space="preserve">未生效:证据门(NONE/STALE/无事件/低于阈值)→</w:t>
-      </w:r>
-      <w:r>
-        <w:rPr>
-          <w:rStyle w:val="VerbatimChar"/>
-        </w:rPr>
-        <w:t xml:space="preserve"> </w:t>
-      </w:r>
-      <w:r>
-        <w:rPr>
-          <w:rStyle w:val="VerbatimChar"/>
-          <w:rFonts w:hint="eastAsia"/>
-        </w:rPr>
-        <w:t xml:space="preserve">连续</w:t>
-      </w:r>
-      <w:r>
-        <w:rPr>
-          <w:rStyle w:val="VerbatimChar"/>
-        </w:rPr>
-        <w:t xml:space="preserve"> sustain_windows </w:t>
-      </w:r>
-      <w:r>
-        <w:rPr>
-          <w:rStyle w:val="VerbatimChar"/>
-          <w:rFonts w:hint="eastAsia"/>
-        </w:rPr>
-        <w:t xml:space="preserve">超阈</w:t>
-      </w:r>
-      <w:r>
-        <w:rPr>
-          <w:rStyle w:val="VerbatimChar"/>
-        </w:rPr>
-        <w:t xml:space="preserve"> → apply</w:t>
-      </w:r>
-      <w:r>
-        <w:br/>
-      </w:r>
-      <w:r>
-        <w:rPr>
-          <w:rStyle w:val="VerbatimChar"/>
-        </w:rPr>
-        <w:t xml:space="preserve">   │    </w:t>
-      </w:r>
-      <w:r>
-        <w:rPr>
-          <w:rStyle w:val="VerbatimChar"/>
-          <w:rFonts w:hint="eastAsia"/>
-        </w:rPr>
-        <w:t xml:space="preserve">已生效:连续</w:t>
-      </w:r>
-      <w:r>
-        <w:rPr>
-          <w:rStyle w:val="VerbatimChar"/>
-        </w:rPr>
-        <w:t xml:space="preserve"> release_windows </w:t>
-      </w:r>
-      <w:r>
-        <w:rPr>
-          <w:rStyle w:val="VerbatimChar"/>
-          <w:rFonts w:hint="eastAsia"/>
-        </w:rPr>
-        <w:t xml:space="preserve">回落</w:t>
-      </w:r>
-      <w:r>
-        <w:rPr>
-          <w:rStyle w:val="VerbatimChar"/>
-        </w:rPr>
-        <w:t xml:space="preserve"> → rollback</w:t>
-      </w:r>
-      <w:r>
-        <w:br/>
-      </w:r>
-      <w:r>
-        <w:rPr>
-          <w:rStyle w:val="VerbatimChar"/>
-        </w:rPr>
-        <w:t xml:space="preserve">   </w:t>
-      </w:r>
-      <w:r>
-        <w:rPr>
-          <w:rStyle w:val="VerbatimChar"/>
-          <w:rFonts w:hint="eastAsia"/>
-        </w:rPr>
-        <w:t xml:space="preserve">└─动作走</w:t>
-      </w:r>
-      <w:r>
-        <w:rPr>
-          <w:rStyle w:val="VerbatimChar"/>
-        </w:rPr>
-        <w:t xml:space="preserve"> 6.1 </w:t>
-      </w:r>
-      <w:r>
-        <w:rPr>
-          <w:rStyle w:val="VerbatimChar"/>
-          <w:rFonts w:hint="eastAsia"/>
-        </w:rPr>
-        <w:t xml:space="preserve">同一条事务路径;policy_ttl_ms</w:t>
-      </w:r>
-      <w:r>
-        <w:rPr>
-          <w:rStyle w:val="VerbatimChar"/>
-        </w:rPr>
-        <w:t xml:space="preserve"> </w:t>
-      </w:r>
-      <w:r>
-        <w:rPr>
-          <w:rStyle w:val="VerbatimChar"/>
-          <w:rFonts w:hint="eastAsia"/>
-        </w:rPr>
-        <w:t xml:space="preserve">是效果时长的硬上限</w:t>
-      </w:r>
-      <w:r>
-        <w:br/>
-      </w:r>
-      <w:r>
-        <w:rPr>
-          <w:rStyle w:val="VerbatimChar"/>
-          <w:rFonts w:hint="eastAsia"/>
-        </w:rPr>
-        <w:t xml:space="preserve">泵死亡</w:t>
-      </w:r>
-      <w:r>
-        <w:rPr>
-          <w:rStyle w:val="VerbatimChar"/>
-        </w:rPr>
-        <w:t xml:space="preserve"> → </w:t>
-      </w:r>
-      <w:r>
-        <w:rPr>
-          <w:rStyle w:val="VerbatimChar"/>
-          <w:rFonts w:hint="eastAsia"/>
-        </w:rPr>
-        <w:t xml:space="preserve">观测断供</w:t>
-      </w:r>
-      <w:r>
-        <w:rPr>
-          <w:rStyle w:val="VerbatimChar"/>
-        </w:rPr>
-        <w:t xml:space="preserve"> → </w:t>
-      </w:r>
-      <w:r>
-        <w:rPr>
-          <w:rStyle w:val="VerbatimChar"/>
-          <w:rFonts w:hint="eastAsia"/>
-        </w:rPr>
-        <w:t xml:space="preserve">门冻结</w:t>
-      </w:r>
-      <w:r>
-        <w:rPr>
-          <w:rStyle w:val="VerbatimChar"/>
-        </w:rPr>
-        <w:t xml:space="preserve"> + TTL </w:t>
-      </w:r>
-      <w:r>
-        <w:rPr>
-          <w:rStyle w:val="VerbatimChar"/>
-          <w:rFonts w:hint="eastAsia"/>
-        </w:rPr>
-        <w:t xml:space="preserve">兜底回退(不猜测世界状态)</w:t>
+        <w:drawing>
+          <wp:inline>
+            <wp:extent cx="5334000" cy="5143500"/>
+            <wp:effectExtent b="0" l="0" r="0" t="0"/>
+            <wp:docPr descr="事件守卫的判定与动作" title="" id="44" name="Picture"/>
+            <a:graphic>
+              <a:graphicData uri="http://schemas.openxmlformats.org/drawingml/2006/picture">
+                <pic:pic>
+                  <pic:nvPicPr>
+                    <pic:cNvPr descr="D:/code/Ubuntu/EulerPilot-v2/build/diagram-qa/png/event-guard-decision.png" id="45" name="Picture"/>
+                    <pic:cNvPicPr>
+                      <a:picLocks noChangeArrowheads="1" noChangeAspect="1"/>
+                    </pic:cNvPicPr>
+                  </pic:nvPicPr>
+                  <pic:blipFill>
+                    <a:blip r:embed="rId43">
+                      <a:extLst>
+                        <a:ext uri="{96DAC541-7B7A-43D3-8B79-37D633B846F1}">
+                          <asvg:svgBlip xmlns:asvg="http://schemas.microsoft.com/office/drawing/2016/SVG/main" r:embed="rIdSvg3"/>
+                        </a:ext>
+                      </a:extLst>
+                    </a:blip>
+                    <a:stretch>
+                      <a:fillRect/>
+                    </a:stretch>
+                  </pic:blipFill>
+                  <pic:spPr bwMode="auto">
+                    <a:xfrm>
+                      <a:off x="0" y="0"/>
+                      <a:ext cx="5334000" cy="5143500"/>
+                    </a:xfrm>
+                    <a:prstGeom prst="rect">
+                      <a:avLst/>
+                    </a:prstGeom>
+                    <a:noFill/>
+                    <a:ln w="9525">
+                      <a:noFill/>
+                      <a:headEnd/>
+                      <a:tailEnd/>
+                    </a:ln>
+                  </pic:spPr>
+                </pic:pic>
+              </a:graphicData>
+            </a:graphic>
+          </wp:inline>
+        </w:drawing>
       </w:r>
     </w:p>
-    <w:bookmarkEnd w:id="25"/>
-    <w:bookmarkStart w:id="26" w:name="崩溃恢复重启"/>
+    <w:p>
+      <w:pPr>
+        <w:pStyle w:val="BodyText"/>
+        <w:keepNext w:val="0"/>
+        <w:spacing w:after="200"/>
+        <w:jc w:val="center"/>
+      </w:pPr>
+      <w:r>
+        <w:rPr>
+          <w:rFonts w:hint="eastAsia"/>
+          <w:i/>
+          <w:iCs/>
+          <w:color w:val="595959"/>
+          <w:sz w:val="18"/>
+        </w:rPr>
+        <w:t xml:space="preserve">图</w:t>
+      </w:r>
+      <w:r>
+        <w:rPr>
+          <w:i/>
+          <w:iCs/>
+          <w:color w:val="595959"/>
+          <w:sz w:val="18"/>
+        </w:rPr>
+        <w:t xml:space="preserve"> 7　</w:t>
+      </w:r>
+      <w:r>
+        <w:rPr>
+          <w:rFonts w:hint="eastAsia"/>
+          <w:i/>
+          <w:iCs/>
+          <w:color w:val="595959"/>
+          <w:sz w:val="18"/>
+        </w:rPr>
+        <w:t xml:space="preserve">事件守卫的判定与动作</w:t>
+      </w:r>
+    </w:p>
+    <w:bookmarkEnd w:id="46"/>
+    <w:bookmarkStart w:id="50" w:name="崩溃恢复重启"/>
     <w:p>
       <w:pPr>
         <w:pStyle w:val="Heading3"/>
@@ -10957,305 +10431,104 @@
     </w:p>
     <w:p>
       <w:pPr>
-        <w:pStyle w:val="SourceCode"/>
+        <w:pStyle w:val="FirstParagraph"/>
+        <w:keepNext/>
+        <w:spacing w:before="160" w:after="80"/>
+        <w:jc w:val="center"/>
       </w:pPr>
       <w:r>
-        <w:rPr>
-          <w:rStyle w:val="VerbatimChar"/>
-        </w:rPr>
-        <w:t xml:space="preserve">init → flock </w:t>
-      </w:r>
-      <w:r>
-        <w:rPr>
-          <w:rStyle w:val="VerbatimChar"/>
-          <w:rFonts w:hint="eastAsia"/>
-        </w:rPr>
-        <w:t xml:space="preserve">状态目录</w:t>
-      </w:r>
-      <w:r>
-        <w:rPr>
-          <w:rStyle w:val="VerbatimChar"/>
-        </w:rPr>
-        <w:t xml:space="preserve"> → journal </w:t>
-      </w:r>
-      <w:r>
-        <w:rPr>
-          <w:rStyle w:val="VerbatimChar"/>
-          <w:rFonts w:hint="eastAsia"/>
-        </w:rPr>
-        <w:t xml:space="preserve">尾行修复(截断撕裂行)</w:t>
-      </w:r>
-      <w:r>
-        <w:br/>
-      </w:r>
-      <w:r>
-        <w:rPr>
-          <w:rStyle w:val="VerbatimChar"/>
-        </w:rPr>
-        <w:t xml:space="preserve">     → </w:t>
-      </w:r>
-      <w:r>
-        <w:rPr>
-          <w:rStyle w:val="VerbatimChar"/>
-          <w:rFonts w:hint="eastAsia"/>
-        </w:rPr>
-        <w:t xml:space="preserve">世代号与</w:t>
-      </w:r>
-      <w:r>
-        <w:rPr>
-          <w:rStyle w:val="VerbatimChar"/>
-        </w:rPr>
-        <w:t xml:space="preserve"> journal </w:t>
-      </w:r>
-      <w:r>
-        <w:rPr>
-          <w:rStyle w:val="VerbatimChar"/>
-          <w:rFonts w:hint="eastAsia"/>
-        </w:rPr>
-        <w:t xml:space="preserve">最大提交代对齐</w:t>
-      </w:r>
-      <w:r>
-        <w:br/>
-      </w:r>
-      <w:r>
-        <w:rPr>
-          <w:rStyle w:val="VerbatimChar"/>
-        </w:rPr>
-        <w:t xml:space="preserve">     → </w:t>
-      </w:r>
-      <w:r>
-        <w:rPr>
-          <w:rStyle w:val="VerbatimChar"/>
-          <w:rFonts w:hint="eastAsia"/>
-        </w:rPr>
-        <w:t xml:space="preserve">recover_orphan:扫</w:t>
-      </w:r>
-      <w:r>
-        <w:rPr>
-          <w:rStyle w:val="VerbatimChar"/>
-        </w:rPr>
-        <w:t xml:space="preserve"> pin </w:t>
-      </w:r>
-      <w:r>
-        <w:rPr>
-          <w:rStyle w:val="VerbatimChar"/>
-          <w:rFonts w:hint="eastAsia"/>
-        </w:rPr>
-        <w:t xml:space="preserve">目录</w:t>
-      </w:r>
-      <w:r>
-        <w:rPr>
-          <w:rStyle w:val="VerbatimChar"/>
-        </w:rPr>
-        <w:t xml:space="preserve"> / marker </w:t>
-      </w:r>
-      <w:r>
-        <w:rPr>
-          <w:rStyle w:val="VerbatimChar"/>
-          <w:rFonts w:hint="eastAsia"/>
-        </w:rPr>
-        <w:t xml:space="preserve">文件,撤销无主效应</w:t>
-      </w:r>
-      <w:r>
-        <w:br/>
-      </w:r>
-      <w:r>
-        <w:rPr>
-          <w:rStyle w:val="VerbatimChar"/>
-        </w:rPr>
-        <w:t xml:space="preserve">        · </w:t>
-      </w:r>
-      <w:r>
-        <w:rPr>
-          <w:rStyle w:val="VerbatimChar"/>
-          <w:rFonts w:hint="eastAsia"/>
-        </w:rPr>
-        <w:t xml:space="preserve">sched:从</w:t>
-      </w:r>
-      <w:r>
-        <w:rPr>
-          <w:rStyle w:val="VerbatimChar"/>
-        </w:rPr>
-        <w:t xml:space="preserve"> sched-runtime.json </w:t>
-      </w:r>
-      <w:r>
-        <w:rPr>
-          <w:rStyle w:val="VerbatimChar"/>
-          <w:rFonts w:hint="eastAsia"/>
-        </w:rPr>
-        <w:t xml:space="preserve">的</w:t>
-      </w:r>
-      <w:r>
-        <w:rPr>
-          <w:rStyle w:val="VerbatimChar"/>
-        </w:rPr>
-        <w:t xml:space="preserve"> classified </w:t>
-      </w:r>
-      <w:r>
-        <w:rPr>
-          <w:rStyle w:val="VerbatimChar"/>
-          <w:rFonts w:hint="eastAsia"/>
-        </w:rPr>
-        <w:t xml:space="preserve">重建受管集合(cgroup</w:t>
-      </w:r>
-      <w:r>
-        <w:rPr>
-          <w:rStyle w:val="VerbatimChar"/>
-        </w:rPr>
-        <w:t xml:space="preserve"> </w:t>
-      </w:r>
-      <w:r>
-        <w:rPr>
-          <w:rStyle w:val="VerbatimChar"/>
-          <w:rFonts w:hint="eastAsia"/>
-        </w:rPr>
-        <w:t xml:space="preserve">展开为成员</w:t>
-      </w:r>
-      <w:r>
-        <w:rPr>
-          <w:rStyle w:val="VerbatimChar"/>
-        </w:rPr>
-        <w:t xml:space="preserve"> pid)</w:t>
-      </w:r>
-      <w:r>
-        <w:br/>
-      </w:r>
-      <w:r>
-        <w:rPr>
-          <w:rStyle w:val="VerbatimChar"/>
-        </w:rPr>
-        <w:t xml:space="preserve">        · </w:t>
-      </w:r>
-      <w:r>
-        <w:rPr>
-          <w:rStyle w:val="VerbatimChar"/>
-          <w:rFonts w:hint="eastAsia"/>
-        </w:rPr>
-        <w:t xml:space="preserve">cgroup:按</w:t>
-      </w:r>
-      <w:r>
-        <w:rPr>
-          <w:rStyle w:val="VerbatimChar"/>
-        </w:rPr>
-        <w:t xml:space="preserve"> marker </w:t>
-      </w:r>
-      <w:r>
-        <w:rPr>
-          <w:rStyle w:val="VerbatimChar"/>
-          <w:rFonts w:hint="eastAsia"/>
-        </w:rPr>
-        <w:t xml:space="preserve">恢复原值</w:t>
-      </w:r>
-      <w:r>
-        <w:br/>
-      </w:r>
-      <w:r>
-        <w:rPr>
-          <w:rStyle w:val="VerbatimChar"/>
-        </w:rPr>
-        <w:t xml:space="preserve">        · </w:t>
-      </w:r>
-      <w:r>
-        <w:rPr>
-          <w:rStyle w:val="VerbatimChar"/>
-          <w:rFonts w:hint="eastAsia"/>
-        </w:rPr>
-        <w:t xml:space="preserve">发现外域资源:不触碰,回报</w:t>
-      </w:r>
-      <w:r>
-        <w:rPr>
-          <w:rStyle w:val="VerbatimChar"/>
-        </w:rPr>
-        <w:t xml:space="preserve"> conflict </w:t>
-      </w:r>
-      <w:r>
-        <w:rPr>
-          <w:rStyle w:val="VerbatimChar"/>
-          <w:rFonts w:hint="eastAsia"/>
-        </w:rPr>
-        <w:t xml:space="preserve">并进入</w:t>
-      </w:r>
-      <w:r>
-        <w:rPr>
-          <w:rStyle w:val="VerbatimChar"/>
-        </w:rPr>
-        <w:t xml:space="preserve"> degraded</w:t>
-      </w:r>
-      <w:r>
-        <w:br/>
-      </w:r>
-      <w:r>
-        <w:rPr>
-          <w:rStyle w:val="VerbatimChar"/>
-        </w:rPr>
-        <w:t xml:space="preserve">     → reconcile </w:t>
-      </w:r>
-      <w:r>
-        <w:rPr>
-          <w:rStyle w:val="VerbatimChar"/>
-          <w:rFonts w:hint="eastAsia"/>
-        </w:rPr>
-        <w:t xml:space="preserve">未完成事务(逐条</w:t>
-      </w:r>
-      <w:r>
-        <w:rPr>
-          <w:rStyle w:val="VerbatimChar"/>
-        </w:rPr>
-        <w:t xml:space="preserve"> COMPENSATING </w:t>
-      </w:r>
-      <w:r>
-        <w:rPr>
-          <w:rStyle w:val="VerbatimChar"/>
-          <w:rFonts w:hint="eastAsia"/>
-        </w:rPr>
-        <w:t xml:space="preserve">或</w:t>
-      </w:r>
-      <w:r>
-        <w:rPr>
-          <w:rStyle w:val="VerbatimChar"/>
-        </w:rPr>
-        <w:t xml:space="preserve"> RECOVERY_REQUIRED)</w:t>
-      </w:r>
-      <w:r>
-        <w:br/>
-      </w:r>
-      <w:r>
-        <w:rPr>
-          <w:rStyle w:val="VerbatimChar"/>
-        </w:rPr>
-        <w:t xml:space="preserve">     → degraded </w:t>
-      </w:r>
-      <w:r>
-        <w:rPr>
-          <w:rStyle w:val="VerbatimChar"/>
-          <w:rFonts w:hint="eastAsia"/>
-        </w:rPr>
-        <w:t xml:space="preserve">判定(未解决事务或恢复失败)</w:t>
-      </w:r>
-      <w:r>
-        <w:br/>
-      </w:r>
-      <w:r>
-        <w:rPr>
-          <w:rStyle w:val="VerbatimChar"/>
-        </w:rPr>
-        <w:t xml:space="preserve">     → </w:t>
-      </w:r>
-      <w:r>
-        <w:rPr>
-          <w:rStyle w:val="VerbatimChar"/>
-          <w:rFonts w:hint="eastAsia"/>
-        </w:rPr>
-        <w:t xml:space="preserve">监控线程启动</w:t>
+        <w:drawing>
+          <wp:inline>
+            <wp:extent cx="5334000" cy="5081587"/>
+            <wp:effectExtent b="0" l="0" r="0" t="0"/>
+            <wp:docPr descr="启动恢复与降级判定" title="" id="48" name="Picture"/>
+            <a:graphic>
+              <a:graphicData uri="http://schemas.openxmlformats.org/drawingml/2006/picture">
+                <pic:pic>
+                  <pic:nvPicPr>
+                    <pic:cNvPr descr="D:/code/Ubuntu/EulerPilot-v2/build/diagram-qa/png/startup-recovery.png" id="49" name="Picture"/>
+                    <pic:cNvPicPr>
+                      <a:picLocks noChangeArrowheads="1" noChangeAspect="1"/>
+                    </pic:cNvPicPr>
+                  </pic:nvPicPr>
+                  <pic:blipFill>
+                    <a:blip r:embed="rId47">
+                      <a:extLst>
+                        <a:ext uri="{96DAC541-7B7A-43D3-8B79-37D633B846F1}">
+                          <asvg:svgBlip xmlns:asvg="http://schemas.microsoft.com/office/drawing/2016/SVG/main" r:embed="rIdSvg6"/>
+                        </a:ext>
+                      </a:extLst>
+                    </a:blip>
+                    <a:stretch>
+                      <a:fillRect/>
+                    </a:stretch>
+                  </pic:blipFill>
+                  <pic:spPr bwMode="auto">
+                    <a:xfrm>
+                      <a:off x="0" y="0"/>
+                      <a:ext cx="5334000" cy="5081587"/>
+                    </a:xfrm>
+                    <a:prstGeom prst="rect">
+                      <a:avLst/>
+                    </a:prstGeom>
+                    <a:noFill/>
+                    <a:ln w="9525">
+                      <a:noFill/>
+                      <a:headEnd/>
+                      <a:tailEnd/>
+                    </a:ln>
+                  </pic:spPr>
+                </pic:pic>
+              </a:graphicData>
+            </a:graphic>
+          </wp:inline>
+        </w:drawing>
       </w:r>
     </w:p>
     <w:p>
       <w:pPr>
-        <w:pStyle w:val="FirstParagraph"/>
+        <w:pStyle w:val="BodyText"/>
+        <w:keepNext w:val="0"/>
+        <w:spacing w:after="200"/>
+        <w:jc w:val="center"/>
       </w:pPr>
       <w:r>
         <w:rPr>
           <w:rFonts w:hint="eastAsia"/>
+          <w:i/>
+          <w:iCs/>
+          <w:color w:val="595959"/>
+          <w:sz w:val="18"/>
+        </w:rPr>
+        <w:t xml:space="preserve">图</w:t>
+      </w:r>
+      <w:r>
+        <w:rPr>
+          <w:i/>
+          <w:iCs/>
+          <w:color w:val="595959"/>
+          <w:sz w:val="18"/>
+        </w:rPr>
+        <w:t xml:space="preserve"> 8　</w:t>
+      </w:r>
+      <w:r>
+        <w:rPr>
+          <w:rFonts w:hint="eastAsia"/>
+          <w:i/>
+          <w:iCs/>
+          <w:color w:val="595959"/>
+          <w:sz w:val="18"/>
+        </w:rPr>
+        <w:t xml:space="preserve">启动恢复与降级判定</w:t>
+      </w:r>
+    </w:p>
+    <w:p>
+      <w:pPr>
+        <w:pStyle w:val="BodyText"/>
+      </w:pPr>
+      <w:r>
+        <w:rPr>
+          <w:rFonts w:hint="eastAsia"/>
         </w:rPr>
         <w:t xml:space="preserve">停止路径与崩溃路径不同:</w:t>
       </w:r>
@@ -11341,9 +10614,9 @@
         <w:t xml:space="preserve">pin,已修复)。</w:t>
       </w:r>
     </w:p>
-    <w:bookmarkEnd w:id="26"/>
-    <w:bookmarkEnd w:id="27"/>
-    <w:bookmarkStart w:id="28" w:name="安全与权限模型"/>
+    <w:bookmarkEnd w:id="50"/>
+    <w:bookmarkEnd w:id="51"/>
+    <w:bookmarkStart w:id="52" w:name="安全与权限模型"/>
     <w:p>
       <w:pPr>
         <w:pStyle w:val="Heading2"/>
@@ -11465,35 +10738,35 @@
               <w:rPr>
                 <w:rFonts w:hint="eastAsia"/>
               </w:rPr>
-              <w:t xml:space="preserve">决策层</w:t>
-            </w:r>
-          </w:p>
-        </w:tc>
-        <w:tc>
-          <w:tcPr/>
-          <w:p>
-            <w:pPr>
-              <w:pStyle w:val="Compact"/>
-            </w:pPr>
-            <w:r>
-              <w:rPr>
-                <w:rFonts w:hint="eastAsia"/>
-              </w:rPr>
-              <w:t xml:space="preserve">无特权</w:t>
-            </w:r>
-          </w:p>
-        </w:tc>
-        <w:tc>
-          <w:tcPr/>
-          <w:p>
-            <w:pPr>
-              <w:pStyle w:val="Compact"/>
-            </w:pPr>
-            <w:r>
-              <w:rPr>
-                <w:rFonts w:hint="eastAsia"/>
-              </w:rPr>
-              <w:t xml:space="preserve">只能提交策略;观测摄取不推进世代号;</w:t>
+              <w:t xml:space="preserve">外部调用与内置决策</w:t>
+            </w:r>
+          </w:p>
+        </w:tc>
+        <w:tc>
+          <w:tcPr/>
+          <w:p>
+            <w:pPr>
+              <w:pStyle w:val="Compact"/>
+            </w:pPr>
+            <w:r>
+              <w:rPr>
+                <w:rFonts w:hint="eastAsia"/>
+              </w:rPr>
+              <w:t xml:space="preserve">外部客户端无直接资源写接口；内置路由/门控与执行服务同进程</w:t>
+            </w:r>
+          </w:p>
+        </w:tc>
+        <w:tc>
+          <w:tcPr/>
+          <w:p>
+            <w:pPr>
+              <w:pStyle w:val="Compact"/>
+            </w:pPr>
+            <w:r>
+              <w:rPr>
+                <w:rFonts w:hint="eastAsia"/>
+              </w:rPr>
+              <w:t xml:space="preserve">观测摄取不推进世代号；</w:t>
             </w:r>
             <w:r>
               <w:rPr>
@@ -11508,7 +10781,7 @@
               <w:rPr>
                 <w:rFonts w:hint="eastAsia"/>
               </w:rPr>
-              <w:t xml:space="preserve">必须过门控</w:t>
+              <w:t xml:space="preserve">必须过门控；逻辑分层不构成进程权限隔离</w:t>
             </w:r>
           </w:p>
         </w:tc>
@@ -12046,8 +11319,8 @@
         <w:t xml:space="preserve">期间拒绝一切新建效应,只放行拆除。</w:t>
       </w:r>
     </w:p>
-    <w:bookmarkEnd w:id="28"/>
-    <w:bookmarkStart w:id="29" w:name="设计决策记录"/>
+    <w:bookmarkEnd w:id="52"/>
+    <w:bookmarkStart w:id="53" w:name="设计决策记录"/>
     <w:p>
       <w:pPr>
         <w:pStyle w:val="Heading2"/>
@@ -13159,8 +12432,8 @@
         </w:tc>
       </w:tr>
     </w:tbl>
-    <w:bookmarkEnd w:id="29"/>
-    <w:bookmarkStart w:id="30" w:name="与参考工作的关系"/>
+    <w:bookmarkEnd w:id="53"/>
+    <w:bookmarkStart w:id="54" w:name="与参考工作的关系"/>
     <w:p>
       <w:pPr>
         <w:pStyle w:val="Heading2"/>
@@ -13782,8 +13055,8 @@
         <w:t xml:space="preserve">披露。</w:t>
       </w:r>
     </w:p>
-    <w:bookmarkEnd w:id="30"/>
-    <w:bookmarkStart w:id="31" w:name="修订记录"/>
+    <w:bookmarkEnd w:id="54"/>
+    <w:bookmarkStart w:id="55" w:name="修订记录"/>
     <w:p>
       <w:pPr>
         <w:pStyle w:val="Heading2"/>
@@ -13822,15 +13095,18 @@
       <w:tr>
         <w:trPr>
           <w:tblHeader w:val="on"/>
+          <w:cantSplit/>
         </w:trPr>
         <w:tc>
           <w:tcPr>
+            <w:tcW w:type="dxa" w:w="1361"/>
             <w:shd w:val="clear" w:color="auto" w:fill="1F4E79"/>
             <w:vAlign w:val="center"/>
           </w:tcPr>
           <w:p>
             <w:pPr>
               <w:pStyle w:val="Compact"/>
+              <w:keepNext/>
             </w:pPr>
             <w:r>
               <w:rPr>
@@ -13842,12 +13118,14 @@
         </w:tc>
         <w:tc>
           <w:tcPr>
+            <w:tcW w:type="dxa" w:w="1417"/>
             <w:shd w:val="clear" w:color="auto" w:fill="1F4E79"/>
             <w:vAlign w:val="center"/>
           </w:tcPr>
           <w:p>
             <w:pPr>
               <w:pStyle w:val="Compact"/>
+              <w:keepNext/>
             </w:pPr>
             <w:r>
               <w:rPr>
@@ -13859,12 +13137,14 @@
         </w:tc>
         <w:tc>
           <w:tcPr>
+            <w:tcW w:type="dxa" w:w="4989"/>
             <w:shd w:val="clear" w:color="auto" w:fill="1F4E79"/>
             <w:vAlign w:val="center"/>
           </w:tcPr>
           <w:p>
             <w:pPr>
               <w:pStyle w:val="Compact"/>
+              <w:keepNext/>
             </w:pPr>
             <w:r>
               <w:rPr>
@@ -13876,12 +13156,14 @@
         </w:tc>
         <w:tc>
           <w:tcPr>
+            <w:tcW w:type="dxa" w:w="1417"/>
             <w:shd w:val="clear" w:color="auto" w:fill="1F4E79"/>
             <w:vAlign w:val="center"/>
           </w:tcPr>
           <w:p>
             <w:pPr>
               <w:pStyle w:val="Compact"/>
+              <w:keepNext/>
             </w:pPr>
             <w:r>
               <w:rPr>
@@ -13893,11 +13175,17 @@
         </w:tc>
       </w:tr>
       <w:tr>
-        <w:tc>
-          <w:tcPr/>
-          <w:p>
-            <w:pPr>
-              <w:pStyle w:val="Compact"/>
+        <w:trPr>
+          <w:cantSplit/>
+        </w:trPr>
+        <w:tc>
+          <w:tcPr>
+            <w:tcW w:type="dxa" w:w="1361"/>
+          </w:tcPr>
+          <w:p>
+            <w:pPr>
+              <w:pStyle w:val="Compact"/>
+              <w:keepNext/>
             </w:pPr>
             <w:r>
               <w:t xml:space="preserve">v1.0</w:t>
@@ -13905,10 +13193,13 @@
           </w:p>
         </w:tc>
         <w:tc>
-          <w:tcPr/>
-          <w:p>
-            <w:pPr>
-              <w:pStyle w:val="Compact"/>
+          <w:tcPr>
+            <w:tcW w:type="dxa" w:w="1417"/>
+          </w:tcPr>
+          <w:p>
+            <w:pPr>
+              <w:pStyle w:val="Compact"/>
+              <w:keepNext/>
             </w:pPr>
             <w:r>
               <w:t xml:space="preserve">2026-10-25</w:t>
@@ -13916,10 +13207,13 @@
           </w:p>
         </w:tc>
         <w:tc>
-          <w:tcPr/>
-          <w:p>
-            <w:pPr>
-              <w:pStyle w:val="Compact"/>
+          <w:tcPr>
+            <w:tcW w:type="dxa" w:w="4989"/>
+          </w:tcPr>
+          <w:p>
+            <w:pPr>
+              <w:pStyle w:val="Compact"/>
+              <w:keepNext/>
             </w:pPr>
             <w:r>
               <w:rPr>
@@ -13930,10 +13224,13 @@
           </w:p>
         </w:tc>
         <w:tc>
-          <w:tcPr/>
-          <w:p>
-            <w:pPr>
-              <w:pStyle w:val="Compact"/>
+          <w:tcPr>
+            <w:tcW w:type="dxa" w:w="1417"/>
+          </w:tcPr>
+          <w:p>
+            <w:pPr>
+              <w:pStyle w:val="Compact"/>
+              <w:keepNext/>
             </w:pPr>
             <w:r>
               <w:rPr>
@@ -13945,11 +13242,17 @@
         </w:tc>
       </w:tr>
       <w:tr>
-        <w:tc>
-          <w:tcPr/>
-          <w:p>
-            <w:pPr>
-              <w:pStyle w:val="Compact"/>
+        <w:trPr>
+          <w:cantSplit/>
+        </w:trPr>
+        <w:tc>
+          <w:tcPr>
+            <w:tcW w:type="dxa" w:w="1361"/>
+          </w:tcPr>
+          <w:p>
+            <w:pPr>
+              <w:pStyle w:val="Compact"/>
+              <w:keepNext/>
             </w:pPr>
             <w:r>
               <w:t xml:space="preserve">v1.1</w:t>
@@ -13957,10 +13260,13 @@
           </w:p>
         </w:tc>
         <w:tc>
-          <w:tcPr/>
-          <w:p>
-            <w:pPr>
-              <w:pStyle w:val="Compact"/>
+          <w:tcPr>
+            <w:tcW w:type="dxa" w:w="1417"/>
+          </w:tcPr>
+          <w:p>
+            <w:pPr>
+              <w:pStyle w:val="Compact"/>
+              <w:keepNext/>
             </w:pPr>
             <w:r>
               <w:t xml:space="preserve">2026-10-25</w:t>
@@ -13968,10 +13274,13 @@
           </w:p>
         </w:tc>
         <w:tc>
-          <w:tcPr/>
-          <w:p>
-            <w:pPr>
-              <w:pStyle w:val="Compact"/>
+          <w:tcPr>
+            <w:tcW w:type="dxa" w:w="4989"/>
+          </w:tcPr>
+          <w:p>
+            <w:pPr>
+              <w:pStyle w:val="Compact"/>
+              <w:keepNext/>
             </w:pPr>
             <w:r>
               <w:rPr>
@@ -14018,10 +13327,13 @@
           </w:p>
         </w:tc>
         <w:tc>
-          <w:tcPr/>
-          <w:p>
-            <w:pPr>
-              <w:pStyle w:val="Compact"/>
+          <w:tcPr>
+            <w:tcW w:type="dxa" w:w="1417"/>
+          </w:tcPr>
+          <w:p>
+            <w:pPr>
+              <w:pStyle w:val="Compact"/>
+              <w:keepNext/>
             </w:pPr>
             <w:r>
               <w:rPr>
@@ -14032,9 +13344,101 @@
           </w:p>
         </w:tc>
       </w:tr>
+      <w:tr>
+        <w:trPr>
+          <w:cantSplit/>
+        </w:trPr>
+        <w:tc>
+          <w:tcPr>
+            <w:tcW w:type="dxa" w:w="1361"/>
+          </w:tcPr>
+          <w:p>
+            <w:pPr>
+              <w:pStyle w:val="Compact"/>
+              <w:keepNext w:val="0"/>
+            </w:pPr>
+            <w:r>
+              <w:t xml:space="preserve">v1.1 </w:t>
+            </w:r>
+            <w:r>
+              <w:rPr>
+                <w:rFonts w:hint="eastAsia"/>
+              </w:rPr>
+              <w:t xml:space="preserve">图示修订</w:t>
+            </w:r>
+          </w:p>
+        </w:tc>
+        <w:tc>
+          <w:tcPr>
+            <w:tcW w:type="dxa" w:w="1417"/>
+          </w:tcPr>
+          <w:p>
+            <w:pPr>
+              <w:pStyle w:val="Compact"/>
+              <w:keepNext w:val="0"/>
+            </w:pPr>
+            <w:r>
+              <w:t xml:space="preserve">2026-10-26</w:t>
+            </w:r>
+          </w:p>
+        </w:tc>
+        <w:tc>
+          <w:tcPr>
+            <w:tcW w:type="dxa" w:w="4989"/>
+          </w:tcPr>
+          <w:p>
+            <w:pPr>
+              <w:pStyle w:val="Compact"/>
+              <w:keepNext w:val="0"/>
+            </w:pPr>
+            <w:r>
+              <w:rPr>
+                <w:rFonts w:hint="eastAsia"/>
+              </w:rPr>
+              <w:t xml:space="preserve">补充</w:t>
+            </w:r>
+            <w:r>
+              <w:t xml:space="preserve"> SVG </w:t>
+            </w:r>
+            <w:r>
+              <w:rPr>
+                <w:rFonts w:hint="eastAsia"/>
+              </w:rPr>
+              <w:t xml:space="preserve">架构、流程与验证示意图及可编辑源文件；图示按当前实现标注边界，性能数据口径不变</w:t>
+            </w:r>
+          </w:p>
+        </w:tc>
+        <w:tc>
+          <w:tcPr>
+            <w:tcW w:type="dxa" w:w="1417"/>
+          </w:tcPr>
+          <w:p>
+            <w:pPr>
+              <w:pStyle w:val="Compact"/>
+              <w:keepNext w:val="0"/>
+            </w:pPr>
+            <w:r>
+              <w:rPr>
+                <w:rFonts w:hint="eastAsia"/>
+              </w:rPr>
+              <w:t xml:space="preserve">三驱兄弟</w:t>
+            </w:r>
+          </w:p>
+        </w:tc>
+      </w:tr>
     </w:tbl>
-    <w:bookmarkEnd w:id="31"/>
-    <w:bookmarkEnd w:id="32"/>
+    <w:bookmarkEnd w:id="55"/>
+    <w:bookmarkEnd w:id="56"/>
+    <w:p>
+      <w:pPr>
+        <w:keepNext w:val="0"/>
+        <w:spacing w:before="0" w:after="0" w:line="20" w:lineRule="exact"/>
+        <w:rPr>
+          <w:sz w:val="2"/>
+          <w:szCs w:val="2"/>
+        </w:rPr>
+      </w:pPr>
+    </w:p>
     <w:sectPr>
       <w:headerReference w:type="default" r:id="rId9"/>
       <w:footerReference w:type="default" r:id="rId10"/>
